--- a/Homework 1 CIS 4374.docx
+++ b/Homework 1 CIS 4374.docx
@@ -326,7 +326,7 @@
             </w:rPr>
             <w:fldChar w:fldCharType="separate"/>
           </w:r>
-          <w:hyperlink w:anchor="_Toc239968587" w:history="1">
+          <w:hyperlink w:anchor="_Toc240580203" w:history="1">
             <w:r>
               <w:rPr>
                 <w:rStyle w:val="Hyperlink"/>
@@ -354,7 +354,7 @@
                 <w:noProof/>
                 <w:webHidden/>
               </w:rPr>
-              <w:instrText xml:space="preserve"> PAGEREF _Toc239968587 \h </w:instrText>
+              <w:instrText xml:space="preserve"> PAGEREF _Toc240580203 \h </w:instrText>
             </w:r>
             <w:r>
               <w:rPr>
@@ -397,7 +397,7 @@
               <w:noProof/>
             </w:rPr>
           </w:pPr>
-          <w:hyperlink w:anchor="_Toc239968588" w:history="1">
+          <w:hyperlink w:anchor="_Toc240580204" w:history="1">
             <w:r>
               <w:rPr>
                 <w:rStyle w:val="Hyperlink"/>
@@ -440,7 +440,7 @@
                 <w:noProof/>
                 <w:webHidden/>
               </w:rPr>
-              <w:instrText xml:space="preserve"> PAGEREF _Toc239968588 \h </w:instrText>
+              <w:instrText xml:space="preserve"> PAGEREF _Toc240580204 \h </w:instrText>
             </w:r>
             <w:r>
               <w:rPr>
@@ -483,7 +483,7 @@
               <w:noProof/>
             </w:rPr>
           </w:pPr>
-          <w:hyperlink w:anchor="_Toc239968589" w:history="1">
+          <w:hyperlink w:anchor="_Toc240580205" w:history="1">
             <w:r>
               <w:rPr>
                 <w:rStyle w:val="Hyperlink"/>
@@ -526,7 +526,7 @@
                 <w:noProof/>
                 <w:webHidden/>
               </w:rPr>
-              <w:instrText xml:space="preserve"> PAGEREF _Toc239968589 \h </w:instrText>
+              <w:instrText xml:space="preserve"> PAGEREF _Toc240580205 \h </w:instrText>
             </w:r>
             <w:r>
               <w:rPr>
@@ -569,7 +569,7 @@
               <w:noProof/>
             </w:rPr>
           </w:pPr>
-          <w:hyperlink w:anchor="_Toc239968590" w:history="1">
+          <w:hyperlink w:anchor="_Toc240580206" w:history="1">
             <w:r>
               <w:rPr>
                 <w:rStyle w:val="Hyperlink"/>
@@ -612,7 +612,7 @@
                 <w:noProof/>
                 <w:webHidden/>
               </w:rPr>
-              <w:instrText xml:space="preserve"> PAGEREF _Toc239968590 \h </w:instrText>
+              <w:instrText xml:space="preserve"> PAGEREF _Toc240580206 \h </w:instrText>
             </w:r>
             <w:r>
               <w:rPr>
@@ -655,7 +655,7 @@
               <w:noProof/>
             </w:rPr>
           </w:pPr>
-          <w:hyperlink w:anchor="_Toc239968591" w:history="1">
+          <w:hyperlink w:anchor="_Toc240580207" w:history="1">
             <w:r>
               <w:rPr>
                 <w:rStyle w:val="Hyperlink"/>
@@ -698,7 +698,7 @@
                 <w:noProof/>
                 <w:webHidden/>
               </w:rPr>
-              <w:instrText xml:space="preserve"> PAGEREF _Toc239968591 \h </w:instrText>
+              <w:instrText xml:space="preserve"> PAGEREF _Toc240580207 \h </w:instrText>
             </w:r>
             <w:r>
               <w:rPr>
@@ -740,7 +740,7 @@
               <w:noProof/>
             </w:rPr>
           </w:pPr>
-          <w:hyperlink w:anchor="_Toc239968592" w:history="1">
+          <w:hyperlink w:anchor="_Toc240580208" w:history="1">
             <w:r>
               <w:rPr>
                 <w:rStyle w:val="Hyperlink"/>
@@ -768,7 +768,7 @@
                 <w:noProof/>
                 <w:webHidden/>
               </w:rPr>
-              <w:instrText xml:space="preserve"> PAGEREF _Toc239968592 \h </w:instrText>
+              <w:instrText xml:space="preserve"> PAGEREF _Toc240580208 \h </w:instrText>
             </w:r>
             <w:r>
               <w:rPr>
@@ -810,7 +810,7 @@
               <w:noProof/>
             </w:rPr>
           </w:pPr>
-          <w:hyperlink w:anchor="_Toc239968593" w:history="1">
+          <w:hyperlink w:anchor="_Toc240580209" w:history="1">
             <w:r>
               <w:rPr>
                 <w:rStyle w:val="Hyperlink"/>
@@ -838,7 +838,7 @@
                 <w:noProof/>
                 <w:webHidden/>
               </w:rPr>
-              <w:instrText xml:space="preserve"> PAGEREF _Toc239968593 \h </w:instrText>
+              <w:instrText xml:space="preserve"> PAGEREF _Toc240580209 \h </w:instrText>
             </w:r>
             <w:r>
               <w:rPr>
@@ -880,7 +880,7 @@
               <w:noProof/>
             </w:rPr>
           </w:pPr>
-          <w:hyperlink w:anchor="_Toc239968594" w:history="1">
+          <w:hyperlink w:anchor="_Toc240580210" w:history="1">
             <w:r>
               <w:rPr>
                 <w:rStyle w:val="Hyperlink"/>
@@ -908,7 +908,7 @@
                 <w:noProof/>
                 <w:webHidden/>
               </w:rPr>
-              <w:instrText xml:space="preserve"> PAGEREF _Toc239968594 \h </w:instrText>
+              <w:instrText xml:space="preserve"> PAGEREF _Toc240580210 \h </w:instrText>
             </w:r>
             <w:r>
               <w:rPr>
@@ -950,7 +950,7 @@
               <w:noProof/>
             </w:rPr>
           </w:pPr>
-          <w:hyperlink w:anchor="_Toc239968595" w:history="1">
+          <w:hyperlink w:anchor="_Toc240580211" w:history="1">
             <w:r>
               <w:rPr>
                 <w:rStyle w:val="Hyperlink"/>
@@ -978,7 +978,7 @@
                 <w:noProof/>
                 <w:webHidden/>
               </w:rPr>
-              <w:instrText xml:space="preserve"> PAGEREF _Toc239968595 \h </w:instrText>
+              <w:instrText xml:space="preserve"> PAGEREF _Toc240580211 \h </w:instrText>
             </w:r>
             <w:r>
               <w:rPr>
@@ -1020,7 +1020,7 @@
               <w:noProof/>
             </w:rPr>
           </w:pPr>
-          <w:hyperlink w:anchor="_Toc239968596" w:history="1">
+          <w:hyperlink w:anchor="_Toc240580212" w:history="1">
             <w:r>
               <w:rPr>
                 <w:rStyle w:val="Hyperlink"/>
@@ -1048,7 +1048,7 @@
                 <w:noProof/>
                 <w:webHidden/>
               </w:rPr>
-              <w:instrText xml:space="preserve"> PAGEREF _Toc239968596 \h </w:instrText>
+              <w:instrText xml:space="preserve"> PAGEREF _Toc240580212 \h </w:instrText>
             </w:r>
             <w:r>
               <w:rPr>
@@ -1090,7 +1090,7 @@
               <w:noProof/>
             </w:rPr>
           </w:pPr>
-          <w:hyperlink w:anchor="_Toc239968597" w:history="1">
+          <w:hyperlink w:anchor="_Toc240580213" w:history="1">
             <w:r>
               <w:rPr>
                 <w:rStyle w:val="Hyperlink"/>
@@ -1118,7 +1118,7 @@
                 <w:noProof/>
                 <w:webHidden/>
               </w:rPr>
-              <w:instrText xml:space="preserve"> PAGEREF _Toc239968597 \h </w:instrText>
+              <w:instrText xml:space="preserve"> PAGEREF _Toc240580213 \h </w:instrText>
             </w:r>
             <w:r>
               <w:rPr>
@@ -1160,7 +1160,7 @@
               <w:noProof/>
             </w:rPr>
           </w:pPr>
-          <w:hyperlink w:anchor="_Toc239968598" w:history="1">
+          <w:hyperlink w:anchor="_Toc240580214" w:history="1">
             <w:r>
               <w:rPr>
                 <w:rStyle w:val="Hyperlink"/>
@@ -1188,7 +1188,7 @@
                 <w:noProof/>
                 <w:webHidden/>
               </w:rPr>
-              <w:instrText xml:space="preserve"> PAGEREF _Toc239968598 \h </w:instrText>
+              <w:instrText xml:space="preserve"> PAGEREF _Toc240580214 \h </w:instrText>
             </w:r>
             <w:r>
               <w:rPr>
@@ -1230,7 +1230,7 @@
               <w:noProof/>
             </w:rPr>
           </w:pPr>
-          <w:hyperlink w:anchor="_Toc239968599" w:history="1">
+          <w:hyperlink w:anchor="_Toc240580215" w:history="1">
             <w:r>
               <w:rPr>
                 <w:rStyle w:val="Hyperlink"/>
@@ -1258,7 +1258,7 @@
                 <w:noProof/>
                 <w:webHidden/>
               </w:rPr>
-              <w:instrText xml:space="preserve"> PAGEREF _Toc239968599 \h </w:instrText>
+              <w:instrText xml:space="preserve"> PAGEREF _Toc240580215 \h </w:instrText>
             </w:r>
             <w:r>
               <w:rPr>
@@ -1300,7 +1300,7 @@
               <w:noProof/>
             </w:rPr>
           </w:pPr>
-          <w:hyperlink w:anchor="_Toc239968600" w:history="1">
+          <w:hyperlink w:anchor="_Toc240580216" w:history="1">
             <w:r>
               <w:rPr>
                 <w:rStyle w:val="Hyperlink"/>
@@ -1328,7 +1328,7 @@
                 <w:noProof/>
                 <w:webHidden/>
               </w:rPr>
-              <w:instrText xml:space="preserve"> PAGEREF _Toc239968600 \h </w:instrText>
+              <w:instrText xml:space="preserve"> PAGEREF _Toc240580216 \h </w:instrText>
             </w:r>
             <w:r>
               <w:rPr>
@@ -1370,7 +1370,7 @@
               <w:noProof/>
             </w:rPr>
           </w:pPr>
-          <w:hyperlink w:anchor="_Toc239968601" w:history="1">
+          <w:hyperlink w:anchor="_Toc240580217" w:history="1">
             <w:r>
               <w:rPr>
                 <w:rStyle w:val="Hyperlink"/>
@@ -1398,7 +1398,7 @@
                 <w:noProof/>
                 <w:webHidden/>
               </w:rPr>
-              <w:instrText xml:space="preserve"> PAGEREF _Toc239968601 \h </w:instrText>
+              <w:instrText xml:space="preserve"> PAGEREF _Toc240580217 \h </w:instrText>
             </w:r>
             <w:r>
               <w:rPr>
@@ -1440,7 +1440,7 @@
               <w:noProof/>
             </w:rPr>
           </w:pPr>
-          <w:hyperlink w:anchor="_Toc239968602" w:history="1">
+          <w:hyperlink w:anchor="_Toc240580218" w:history="1">
             <w:r>
               <w:rPr>
                 <w:rStyle w:val="Hyperlink"/>
@@ -1468,7 +1468,7 @@
                 <w:noProof/>
                 <w:webHidden/>
               </w:rPr>
-              <w:instrText xml:space="preserve"> PAGEREF _Toc239968602 \h </w:instrText>
+              <w:instrText xml:space="preserve"> PAGEREF _Toc240580218 \h </w:instrText>
             </w:r>
             <w:r>
               <w:rPr>
@@ -1510,7 +1510,7 @@
               <w:noProof/>
             </w:rPr>
           </w:pPr>
-          <w:hyperlink w:anchor="_Toc239968603" w:history="1">
+          <w:hyperlink w:anchor="_Toc240580219" w:history="1">
             <w:r>
               <w:rPr>
                 <w:rStyle w:val="Hyperlink"/>
@@ -1538,7 +1538,7 @@
                 <w:noProof/>
                 <w:webHidden/>
               </w:rPr>
-              <w:instrText xml:space="preserve"> PAGEREF _Toc239968603 \h </w:instrText>
+              <w:instrText xml:space="preserve"> PAGEREF _Toc240580219 \h </w:instrText>
             </w:r>
             <w:r>
               <w:rPr>
@@ -1576,10 +1576,11 @@
               <w:tab w:val="right" w:leader="dot" w:pos="9350"/>
             </w:tabs>
             <w:rPr>
+              <w:rFonts w:eastAsiaTheme="minorEastAsia"/>
               <w:noProof/>
             </w:rPr>
           </w:pPr>
-          <w:hyperlink w:anchor="_Toc239968604" w:history="1">
+          <w:hyperlink w:anchor="_Toc240580220" w:history="1">
             <w:r>
               <w:rPr>
                 <w:rStyle w:val="Hyperlink"/>
@@ -1607,7 +1608,7 @@
                 <w:noProof/>
                 <w:webHidden/>
               </w:rPr>
-              <w:instrText xml:space="preserve"> PAGEREF _Toc239968604 \h </w:instrText>
+              <w:instrText xml:space="preserve"> PAGEREF _Toc240580220 \h </w:instrText>
             </w:r>
             <w:r>
               <w:rPr>
@@ -1645,10 +1646,11 @@
               <w:tab w:val="right" w:leader="dot" w:pos="9350"/>
             </w:tabs>
             <w:rPr>
+              <w:rFonts w:eastAsiaTheme="minorEastAsia"/>
               <w:noProof/>
             </w:rPr>
           </w:pPr>
-          <w:hyperlink w:anchor="_Toc239968605" w:history="1">
+          <w:hyperlink w:anchor="_Toc240580221" w:history="1">
             <w:r>
               <w:rPr>
                 <w:rStyle w:val="Hyperlink"/>
@@ -1676,7 +1678,7 @@
                 <w:noProof/>
                 <w:webHidden/>
               </w:rPr>
-              <w:instrText xml:space="preserve"> PAGEREF _Toc239968605 \h </w:instrText>
+              <w:instrText xml:space="preserve"> PAGEREF _Toc240580221 \h </w:instrText>
             </w:r>
             <w:r>
               <w:rPr>
@@ -1714,10 +1716,11 @@
               <w:tab w:val="right" w:leader="dot" w:pos="9350"/>
             </w:tabs>
             <w:rPr>
+              <w:rFonts w:eastAsiaTheme="minorEastAsia"/>
               <w:noProof/>
             </w:rPr>
           </w:pPr>
-          <w:hyperlink w:anchor="_Toc239968606" w:history="1">
+          <w:hyperlink w:anchor="_Toc240580222" w:history="1">
             <w:r>
               <w:rPr>
                 <w:rStyle w:val="Hyperlink"/>
@@ -1745,7 +1748,7 @@
                 <w:noProof/>
                 <w:webHidden/>
               </w:rPr>
-              <w:instrText xml:space="preserve"> PAGEREF _Toc239968606 \h </w:instrText>
+              <w:instrText xml:space="preserve"> PAGEREF _Toc240580222 \h </w:instrText>
             </w:r>
             <w:r>
               <w:rPr>
@@ -1783,10 +1786,11 @@
               <w:tab w:val="right" w:leader="dot" w:pos="9350"/>
             </w:tabs>
             <w:rPr>
+              <w:rFonts w:eastAsiaTheme="minorEastAsia"/>
               <w:noProof/>
             </w:rPr>
           </w:pPr>
-          <w:hyperlink w:anchor="_Toc239968607" w:history="1">
+          <w:hyperlink w:anchor="_Toc240580223" w:history="1">
             <w:r>
               <w:rPr>
                 <w:rStyle w:val="Hyperlink"/>
@@ -1814,7 +1818,7 @@
                 <w:noProof/>
                 <w:webHidden/>
               </w:rPr>
-              <w:instrText xml:space="preserve"> PAGEREF _Toc239968607 \h </w:instrText>
+              <w:instrText xml:space="preserve"> PAGEREF _Toc240580223 \h </w:instrText>
             </w:r>
             <w:r>
               <w:rPr>
@@ -1852,10 +1856,11 @@
               <w:tab w:val="right" w:leader="dot" w:pos="9350"/>
             </w:tabs>
             <w:rPr>
+              <w:rFonts w:eastAsiaTheme="minorEastAsia"/>
               <w:noProof/>
             </w:rPr>
           </w:pPr>
-          <w:hyperlink w:anchor="_Toc239968608" w:history="1">
+          <w:hyperlink w:anchor="_Toc240580224" w:history="1">
             <w:r>
               <w:rPr>
                 <w:rStyle w:val="Hyperlink"/>
@@ -1883,7 +1888,7 @@
                 <w:noProof/>
                 <w:webHidden/>
               </w:rPr>
-              <w:instrText xml:space="preserve"> PAGEREF _Toc239968608 \h </w:instrText>
+              <w:instrText xml:space="preserve"> PAGEREF _Toc240580224 \h </w:instrText>
             </w:r>
             <w:r>
               <w:rPr>
@@ -1921,10 +1926,11 @@
               <w:tab w:val="right" w:leader="dot" w:pos="9350"/>
             </w:tabs>
             <w:rPr>
+              <w:rFonts w:eastAsiaTheme="minorEastAsia"/>
               <w:noProof/>
             </w:rPr>
           </w:pPr>
-          <w:hyperlink w:anchor="_Toc239968609" w:history="1">
+          <w:hyperlink w:anchor="_Toc240580225" w:history="1">
             <w:r>
               <w:rPr>
                 <w:rStyle w:val="Hyperlink"/>
@@ -1952,7 +1958,7 @@
                 <w:noProof/>
                 <w:webHidden/>
               </w:rPr>
-              <w:instrText xml:space="preserve"> PAGEREF _Toc239968609 \h </w:instrText>
+              <w:instrText xml:space="preserve"> PAGEREF _Toc240580225 \h </w:instrText>
             </w:r>
             <w:r>
               <w:rPr>
@@ -1990,10 +1996,11 @@
               <w:tab w:val="right" w:leader="dot" w:pos="9350"/>
             </w:tabs>
             <w:rPr>
+              <w:rFonts w:eastAsiaTheme="minorEastAsia"/>
               <w:noProof/>
             </w:rPr>
           </w:pPr>
-          <w:hyperlink w:anchor="_Toc239968610" w:history="1">
+          <w:hyperlink w:anchor="_Toc240580226" w:history="1">
             <w:r>
               <w:rPr>
                 <w:rStyle w:val="Hyperlink"/>
@@ -2021,7 +2028,7 @@
                 <w:noProof/>
                 <w:webHidden/>
               </w:rPr>
-              <w:instrText xml:space="preserve"> PAGEREF _Toc239968610 \h </w:instrText>
+              <w:instrText xml:space="preserve"> PAGEREF _Toc240580226 \h </w:instrText>
             </w:r>
             <w:r>
               <w:rPr>
@@ -2059,10 +2066,11 @@
               <w:tab w:val="right" w:leader="dot" w:pos="9350"/>
             </w:tabs>
             <w:rPr>
+              <w:rFonts w:eastAsiaTheme="minorEastAsia"/>
               <w:noProof/>
             </w:rPr>
           </w:pPr>
-          <w:hyperlink w:anchor="_Toc239968611" w:history="1">
+          <w:hyperlink w:anchor="_Toc240580227" w:history="1">
             <w:r>
               <w:rPr>
                 <w:rStyle w:val="Hyperlink"/>
@@ -2090,7 +2098,7 @@
                 <w:noProof/>
                 <w:webHidden/>
               </w:rPr>
-              <w:instrText xml:space="preserve"> PAGEREF _Toc239968611 \h </w:instrText>
+              <w:instrText xml:space="preserve"> PAGEREF _Toc240580227 \h </w:instrText>
             </w:r>
             <w:r>
               <w:rPr>
@@ -2128,10 +2136,11 @@
               <w:tab w:val="right" w:leader="dot" w:pos="9350"/>
             </w:tabs>
             <w:rPr>
+              <w:rFonts w:eastAsiaTheme="minorEastAsia"/>
               <w:noProof/>
             </w:rPr>
           </w:pPr>
-          <w:hyperlink w:anchor="_Toc239968612" w:history="1">
+          <w:hyperlink w:anchor="_Toc240580228" w:history="1">
             <w:r>
               <w:rPr>
                 <w:rStyle w:val="Hyperlink"/>
@@ -2159,7 +2168,7 @@
                 <w:noProof/>
                 <w:webHidden/>
               </w:rPr>
-              <w:instrText xml:space="preserve"> PAGEREF _Toc239968612 \h </w:instrText>
+              <w:instrText xml:space="preserve"> PAGEREF _Toc240580228 \h </w:instrText>
             </w:r>
             <w:r>
               <w:rPr>
@@ -2197,10 +2206,11 @@
               <w:tab w:val="right" w:leader="dot" w:pos="9350"/>
             </w:tabs>
             <w:rPr>
+              <w:rFonts w:eastAsiaTheme="minorEastAsia"/>
               <w:noProof/>
             </w:rPr>
           </w:pPr>
-          <w:hyperlink w:anchor="_Toc239968613" w:history="1">
+          <w:hyperlink w:anchor="_Toc240580229" w:history="1">
             <w:r>
               <w:rPr>
                 <w:rStyle w:val="Hyperlink"/>
@@ -2228,7 +2238,7 @@
                 <w:noProof/>
                 <w:webHidden/>
               </w:rPr>
-              <w:instrText xml:space="preserve"> PAGEREF _Toc239968613 \h </w:instrText>
+              <w:instrText xml:space="preserve"> PAGEREF _Toc240580229 \h </w:instrText>
             </w:r>
             <w:r>
               <w:rPr>
@@ -2266,10 +2276,11 @@
               <w:tab w:val="right" w:leader="dot" w:pos="9350"/>
             </w:tabs>
             <w:rPr>
+              <w:rFonts w:eastAsiaTheme="minorEastAsia"/>
               <w:noProof/>
             </w:rPr>
           </w:pPr>
-          <w:hyperlink w:anchor="_Toc239968614" w:history="1">
+          <w:hyperlink w:anchor="_Toc240580230" w:history="1">
             <w:r>
               <w:rPr>
                 <w:rStyle w:val="Hyperlink"/>
@@ -2297,7 +2308,7 @@
                 <w:noProof/>
                 <w:webHidden/>
               </w:rPr>
-              <w:instrText xml:space="preserve"> PAGEREF _Toc239968614 \h </w:instrText>
+              <w:instrText xml:space="preserve"> PAGEREF _Toc240580230 \h </w:instrText>
             </w:r>
             <w:r>
               <w:rPr>
@@ -2335,10 +2346,11 @@
               <w:tab w:val="right" w:leader="dot" w:pos="9350"/>
             </w:tabs>
             <w:rPr>
+              <w:rFonts w:eastAsiaTheme="minorEastAsia"/>
               <w:noProof/>
             </w:rPr>
           </w:pPr>
-          <w:hyperlink w:anchor="_Toc239968615" w:history="1">
+          <w:hyperlink w:anchor="_Toc240580231" w:history="1">
             <w:r>
               <w:rPr>
                 <w:rStyle w:val="Hyperlink"/>
@@ -2366,7 +2378,7 @@
                 <w:noProof/>
                 <w:webHidden/>
               </w:rPr>
-              <w:instrText xml:space="preserve"> PAGEREF _Toc239968615 \h </w:instrText>
+              <w:instrText xml:space="preserve"> PAGEREF _Toc240580231 \h </w:instrText>
             </w:r>
             <w:r>
               <w:rPr>
@@ -2404,10 +2416,11 @@
               <w:tab w:val="right" w:leader="dot" w:pos="9350"/>
             </w:tabs>
             <w:rPr>
+              <w:rFonts w:eastAsiaTheme="minorEastAsia"/>
               <w:noProof/>
             </w:rPr>
           </w:pPr>
-          <w:hyperlink w:anchor="_Toc239968616" w:history="1">
+          <w:hyperlink w:anchor="_Toc240580232" w:history="1">
             <w:r>
               <w:rPr>
                 <w:rStyle w:val="Hyperlink"/>
@@ -2435,7 +2448,7 @@
                 <w:noProof/>
                 <w:webHidden/>
               </w:rPr>
-              <w:instrText xml:space="preserve"> PAGEREF _Toc239968616 \h </w:instrText>
+              <w:instrText xml:space="preserve"> PAGEREF _Toc240580232 \h </w:instrText>
             </w:r>
             <w:r>
               <w:rPr>
@@ -2473,10 +2486,11 @@
               <w:tab w:val="right" w:leader="dot" w:pos="9350"/>
             </w:tabs>
             <w:rPr>
+              <w:rFonts w:eastAsiaTheme="minorEastAsia"/>
               <w:noProof/>
             </w:rPr>
           </w:pPr>
-          <w:hyperlink w:anchor="_Toc239968617" w:history="1">
+          <w:hyperlink w:anchor="_Toc240580233" w:history="1">
             <w:r>
               <w:rPr>
                 <w:rStyle w:val="Hyperlink"/>
@@ -2504,7 +2518,7 @@
                 <w:noProof/>
                 <w:webHidden/>
               </w:rPr>
-              <w:instrText xml:space="preserve"> PAGEREF _Toc239968617 \h </w:instrText>
+              <w:instrText xml:space="preserve"> PAGEREF _Toc240580233 \h </w:instrText>
             </w:r>
             <w:r>
               <w:rPr>
@@ -2542,10 +2556,11 @@
               <w:tab w:val="right" w:leader="dot" w:pos="9350"/>
             </w:tabs>
             <w:rPr>
+              <w:rFonts w:eastAsiaTheme="minorEastAsia"/>
               <w:noProof/>
             </w:rPr>
           </w:pPr>
-          <w:hyperlink w:anchor="_Toc239968618" w:history="1">
+          <w:hyperlink w:anchor="_Toc240580234" w:history="1">
             <w:r>
               <w:rPr>
                 <w:rStyle w:val="Hyperlink"/>
@@ -2573,7 +2588,77 @@
                 <w:noProof/>
                 <w:webHidden/>
               </w:rPr>
-              <w:instrText xml:space="preserve"> PAGEREF _Toc239968618 \h </w:instrText>
+              <w:instrText xml:space="preserve"> PAGEREF _Toc240580234 \h </w:instrText>
+            </w:r>
+            <w:r>
+              <w:rPr>
+                <w:noProof/>
+                <w:webHidden/>
+              </w:rPr>
+            </w:r>
+            <w:r>
+              <w:rPr>
+                <w:noProof/>
+                <w:webHidden/>
+              </w:rPr>
+              <w:fldChar w:fldCharType="separate"/>
+            </w:r>
+            <w:r>
+              <w:rPr>
+                <w:noProof/>
+                <w:webHidden/>
+              </w:rPr>
+              <w:t>13</w:t>
+            </w:r>
+            <w:r>
+              <w:rPr>
+                <w:noProof/>
+                <w:webHidden/>
+              </w:rPr>
+              <w:fldChar w:fldCharType="end"/>
+            </w:r>
+          </w:hyperlink>
+        </w:p>
+        <w:p>
+          <w:pPr>
+            <w:pStyle w:val="TOC1"/>
+            <w:tabs>
+              <w:tab w:val="right" w:leader="dot" w:pos="9350"/>
+            </w:tabs>
+            <w:rPr>
+              <w:rFonts w:eastAsiaTheme="minorEastAsia"/>
+              <w:noProof/>
+            </w:rPr>
+          </w:pPr>
+          <w:hyperlink w:anchor="_Toc240580235" w:history="1">
+            <w:r>
+              <w:rPr>
+                <w:rStyle w:val="Hyperlink"/>
+                <w:rFonts w:ascii="Times New Roman" w:hAnsi="Times New Roman" w:cs="Times New Roman"/>
+                <w:noProof/>
+              </w:rPr>
+              <w:t>4. Work Breakdown Structure &amp; Timeline</w:t>
+            </w:r>
+            <w:r>
+              <w:rPr>
+                <w:noProof/>
+                <w:webHidden/>
+              </w:rPr>
+              <w:tab/>
+            </w:r>
+            <w:r>
+              <w:rPr>
+                <w:noProof/>
+                <w:webHidden/>
+              </w:rPr>
+              <w:fldChar w:fldCharType="begin"/>
+            </w:r>
+            <w:r>
+              <w:rPr>
+                <w:noProof/>
+                <w:webHidden/>
+              </w:rPr>
+              <w:instrText xml:space="preserve"> PAGEREF _Toc240580235 \h </w:instrText>
             </w:r>
             <w:r>
               <w:rPr>
@@ -2805,12 +2890,11 @@
           <w:rFonts w:ascii="Times New Roman" w:hAnsi="Times New Roman" w:cs="Times New Roman"/>
         </w:rPr>
       </w:pPr>
-      <w:bookmarkStart w:id="0" w:name="_Toc239968587"/>
-      <w:r>
-        <w:rPr>
-          <w:rFonts w:ascii="Times New Roman" w:hAnsi="Times New Roman" w:cs="Times New Roman"/>
-        </w:rPr>
-        <w:lastRenderedPageBreak/>
+      <w:bookmarkStart w:id="0" w:name="_Toc240580203"/>
+      <w:r>
+        <w:rPr>
+          <w:rFonts w:ascii="Times New Roman" w:hAnsi="Times New Roman" w:cs="Times New Roman"/>
+        </w:rPr>
         <w:t>1. Research</w:t>
       </w:r>
       <w:bookmarkEnd w:id="0"/>
@@ -3021,7 +3105,7 @@
           <w:rFonts w:ascii="Times New Roman" w:hAnsi="Times New Roman" w:cs="Times New Roman"/>
         </w:rPr>
       </w:pPr>
-      <w:bookmarkStart w:id="1" w:name="_Toc239968588"/>
+      <w:bookmarkStart w:id="1" w:name="_Toc240580204"/>
       <w:r>
         <w:rPr>
           <w:rFonts w:ascii="Times New Roman" w:hAnsi="Times New Roman" w:cs="Times New Roman"/>
@@ -3057,7 +3141,25 @@
           <w:b/>
           <w:bCs/>
         </w:rPr>
-        <w:t xml:space="preserve"> / ParkWhiz:</w:t>
+        <w:t xml:space="preserve"> / </w:t>
+      </w:r>
+      <w:proofErr w:type="spellStart"/>
+      <w:r>
+        <w:rPr>
+          <w:rFonts w:ascii="Times New Roman" w:hAnsi="Times New Roman" w:cs="Times New Roman"/>
+          <w:b/>
+          <w:bCs/>
+        </w:rPr>
+        <w:t>ParkWhiz</w:t>
+      </w:r>
+      <w:proofErr w:type="spellEnd"/>
+      <w:r>
+        <w:rPr>
+          <w:rFonts w:ascii="Times New Roman" w:hAnsi="Times New Roman" w:cs="Times New Roman"/>
+          <w:b/>
+          <w:bCs/>
+        </w:rPr>
+        <w:t>:</w:t>
       </w:r>
       <w:r>
         <w:rPr>
@@ -3405,7 +3507,7 @@
           <w:rFonts w:ascii="Times New Roman" w:hAnsi="Times New Roman" w:cs="Times New Roman"/>
         </w:rPr>
       </w:pPr>
-      <w:bookmarkStart w:id="2" w:name="_Toc239968589"/>
+      <w:bookmarkStart w:id="2" w:name="_Toc240580205"/>
       <w:r>
         <w:rPr>
           <w:rFonts w:ascii="Times New Roman" w:hAnsi="Times New Roman" w:cs="Times New Roman"/>
@@ -3579,7 +3681,7 @@
           <w:rFonts w:ascii="Times New Roman" w:hAnsi="Times New Roman" w:cs="Times New Roman"/>
         </w:rPr>
       </w:pPr>
-      <w:bookmarkStart w:id="3" w:name="_Toc239968590"/>
+      <w:bookmarkStart w:id="3" w:name="_Toc240580206"/>
       <w:r>
         <w:rPr>
           <w:rFonts w:ascii="Times New Roman" w:hAnsi="Times New Roman" w:cs="Times New Roman"/>
@@ -3787,11 +3889,12 @@
           <w:rFonts w:ascii="Times New Roman" w:hAnsi="Times New Roman" w:cs="Times New Roman"/>
         </w:rPr>
       </w:pPr>
-      <w:bookmarkStart w:id="4" w:name="_Toc239968591"/>
-      <w:r>
-        <w:rPr>
-          <w:rFonts w:ascii="Times New Roman" w:hAnsi="Times New Roman" w:cs="Times New Roman"/>
-        </w:rPr>
+      <w:bookmarkStart w:id="4" w:name="_Toc240580207"/>
+      <w:r>
+        <w:rPr>
+          <w:rFonts w:ascii="Times New Roman" w:hAnsi="Times New Roman" w:cs="Times New Roman"/>
+        </w:rPr>
+        <w:lastRenderedPageBreak/>
         <w:t>Opportunity for Differentiation</w:t>
       </w:r>
       <w:bookmarkEnd w:id="4"/>
@@ -3890,50 +3993,531 @@
         <w:rPr>
           <w:rFonts w:ascii="Times New Roman" w:hAnsi="Times New Roman" w:cs="Times New Roman"/>
         </w:rPr>
-        <w:t xml:space="preserve">system that </w:t>
-      </w:r>
+        <w:t>system that gives drivers real time availability and booking</w:t>
+      </w:r>
+      <w:r>
+        <w:rPr>
+          <w:rFonts w:ascii="Times New Roman" w:hAnsi="Times New Roman" w:cs="Times New Roman"/>
+        </w:rPr>
+        <w:t>,</w:t>
+      </w:r>
+      <w:r>
+        <w:rPr>
+          <w:rFonts w:ascii="Times New Roman" w:hAnsi="Times New Roman" w:cs="Times New Roman"/>
+        </w:rPr>
+        <w:t xml:space="preserve"> while giving operators the same data to manage pricing and utilization</w:t>
+      </w:r>
+    </w:p>
+    <w:p>
+      <w:pPr>
+        <w:rPr>
+          <w:rFonts w:ascii="Times New Roman" w:hAnsi="Times New Roman" w:cs="Times New Roman"/>
+        </w:rPr>
+      </w:pPr>
+    </w:p>
+    <w:p>
+      <w:pPr>
+        <w:pStyle w:val="Heading1"/>
+        <w:rPr>
+          <w:rFonts w:ascii="Times New Roman" w:hAnsi="Times New Roman" w:cs="Times New Roman"/>
+        </w:rPr>
+      </w:pPr>
+      <w:bookmarkStart w:id="5" w:name="_Toc240580208"/>
+      <w:r>
+        <w:rPr>
+          <w:rFonts w:ascii="Times New Roman" w:hAnsi="Times New Roman" w:cs="Times New Roman"/>
+        </w:rPr>
+        <w:t>2. Vision &amp; Scope</w:t>
+      </w:r>
+      <w:bookmarkEnd w:id="5"/>
+    </w:p>
+    <w:p>
+      <w:pPr>
+        <w:pStyle w:val="Heading2"/>
+        <w:rPr>
+          <w:rFonts w:ascii="Times New Roman" w:hAnsi="Times New Roman" w:cs="Times New Roman"/>
+        </w:rPr>
+      </w:pPr>
+      <w:bookmarkStart w:id="6" w:name="_Toc240580209"/>
+      <w:r>
+        <w:rPr>
+          <w:rFonts w:ascii="Times New Roman" w:hAnsi="Times New Roman" w:cs="Times New Roman"/>
+        </w:rPr>
+        <w:t>2.1 How the Project Came to Be</w:t>
+      </w:r>
+      <w:bookmarkEnd w:id="6"/>
+    </w:p>
+    <w:p>
+      <w:pPr>
+        <w:rPr>
+          <w:rFonts w:ascii="Times New Roman" w:hAnsi="Times New Roman" w:cs="Times New Roman"/>
+        </w:rPr>
+      </w:pPr>
+      <w:r>
+        <w:rPr>
+          <w:rFonts w:ascii="Times New Roman" w:hAnsi="Times New Roman" w:cs="Times New Roman"/>
+        </w:rPr>
+        <w:t>The idea for L</w:t>
+      </w:r>
+      <w:r>
+        <w:rPr>
+          <w:rFonts w:ascii="Times New Roman" w:hAnsi="Times New Roman" w:cs="Times New Roman"/>
+        </w:rPr>
+        <w:t>enuxParks</w:t>
+      </w:r>
+      <w:r>
+        <w:rPr>
+          <w:rFonts w:ascii="Times New Roman" w:hAnsi="Times New Roman" w:cs="Times New Roman"/>
+        </w:rPr>
+        <w:t xml:space="preserve"> started with a common frustration</w:t>
+      </w:r>
+      <w:r>
+        <w:rPr>
+          <w:rFonts w:ascii="Times New Roman" w:hAnsi="Times New Roman" w:cs="Times New Roman"/>
+        </w:rPr>
+        <w:t xml:space="preserve">. </w:t>
+      </w:r>
+      <w:r>
+        <w:rPr>
+          <w:rFonts w:ascii="Times New Roman" w:hAnsi="Times New Roman" w:cs="Times New Roman"/>
+        </w:rPr>
+        <w:t xml:space="preserve">A </w:t>
+      </w:r>
+      <w:r>
+        <w:rPr>
+          <w:rFonts w:ascii="Times New Roman" w:hAnsi="Times New Roman" w:cs="Times New Roman"/>
+        </w:rPr>
+        <w:t>Software Corp</w:t>
+      </w:r>
+      <w:r>
+        <w:rPr>
+          <w:rFonts w:ascii="Times New Roman" w:hAnsi="Times New Roman" w:cs="Times New Roman"/>
+        </w:rPr>
+        <w:t xml:space="preserve"> team member was in an unfamiliar city for a work trip and spent nearly 30 minutes circling a few blocks looking for parking for a meeting</w:t>
+      </w:r>
+      <w:r>
+        <w:rPr>
+          <w:rFonts w:ascii="Times New Roman" w:hAnsi="Times New Roman" w:cs="Times New Roman"/>
+        </w:rPr>
+        <w:t>,</w:t>
+      </w:r>
+      <w:r>
+        <w:rPr>
+          <w:rFonts w:ascii="Times New Roman" w:hAnsi="Times New Roman" w:cs="Times New Roman"/>
+        </w:rPr>
+        <w:t xml:space="preserve"> arriving late despite leaving with plenty of time to spare</w:t>
+      </w:r>
+      <w:r>
+        <w:rPr>
+          <w:rFonts w:ascii="Times New Roman" w:hAnsi="Times New Roman" w:cs="Times New Roman"/>
+        </w:rPr>
+        <w:t xml:space="preserve">. </w:t>
+      </w:r>
+      <w:r>
+        <w:rPr>
+          <w:rFonts w:ascii="Times New Roman" w:hAnsi="Times New Roman" w:cs="Times New Roman"/>
+        </w:rPr>
+        <w:t>All the available tools were so disconnected and even though the map app helped get to the area</w:t>
+      </w:r>
+      <w:r>
+        <w:rPr>
+          <w:rFonts w:ascii="Times New Roman" w:hAnsi="Times New Roman" w:cs="Times New Roman"/>
+        </w:rPr>
+        <w:t>,</w:t>
+      </w:r>
+      <w:r>
+        <w:rPr>
+          <w:rFonts w:ascii="Times New Roman" w:hAnsi="Times New Roman" w:cs="Times New Roman"/>
+        </w:rPr>
+        <w:t xml:space="preserve"> it had no idea what was </w:t>
+      </w:r>
+      <w:proofErr w:type="gramStart"/>
+      <w:r>
+        <w:rPr>
+          <w:rFonts w:ascii="Times New Roman" w:hAnsi="Times New Roman" w:cs="Times New Roman"/>
+        </w:rPr>
+        <w:t>actually open</w:t>
+      </w:r>
+      <w:proofErr w:type="gramEnd"/>
+      <w:r>
+        <w:rPr>
+          <w:rFonts w:ascii="Times New Roman" w:hAnsi="Times New Roman" w:cs="Times New Roman"/>
+        </w:rPr>
+        <w:t>,</w:t>
+      </w:r>
+      <w:r>
+        <w:rPr>
+          <w:rFonts w:ascii="Times New Roman" w:hAnsi="Times New Roman" w:cs="Times New Roman"/>
+        </w:rPr>
+        <w:t xml:space="preserve"> and the nearest garage had no way to reserve a spot ahead of time or show real time availability</w:t>
+      </w:r>
+      <w:r>
+        <w:rPr>
+          <w:rFonts w:ascii="Times New Roman" w:hAnsi="Times New Roman" w:cs="Times New Roman"/>
+        </w:rPr>
+        <w:t xml:space="preserve">. </w:t>
+      </w:r>
+    </w:p>
+    <w:p>
+      <w:pPr>
+        <w:rPr>
+          <w:rFonts w:ascii="Times New Roman" w:hAnsi="Times New Roman" w:cs="Times New Roman"/>
+        </w:rPr>
+      </w:pPr>
+      <w:r>
+        <w:rPr>
+          <w:rFonts w:ascii="Times New Roman" w:hAnsi="Times New Roman" w:cs="Times New Roman"/>
+        </w:rPr>
+        <w:t>That experience led to a conversation within the team about how existing parking tools each solve one piece of the puzzle</w:t>
+      </w:r>
+      <w:r>
+        <w:rPr>
+          <w:rFonts w:ascii="Times New Roman" w:hAnsi="Times New Roman" w:cs="Times New Roman"/>
+        </w:rPr>
+        <w:t xml:space="preserve">, </w:t>
+      </w:r>
+      <w:r>
+        <w:rPr>
+          <w:rFonts w:ascii="Times New Roman" w:hAnsi="Times New Roman" w:cs="Times New Roman"/>
+        </w:rPr>
+        <w:t>either finding a spot</w:t>
+      </w:r>
+      <w:r>
+        <w:rPr>
+          <w:rFonts w:ascii="Times New Roman" w:hAnsi="Times New Roman" w:cs="Times New Roman"/>
+        </w:rPr>
+        <w:t>,</w:t>
+      </w:r>
+      <w:r>
+        <w:rPr>
+          <w:rFonts w:ascii="Times New Roman" w:hAnsi="Times New Roman" w:cs="Times New Roman"/>
+        </w:rPr>
+        <w:t xml:space="preserve"> tracking occupanc</w:t>
+      </w:r>
+      <w:r>
+        <w:rPr>
+          <w:rFonts w:ascii="Times New Roman" w:hAnsi="Times New Roman" w:cs="Times New Roman"/>
+        </w:rPr>
+        <w:t>y,</w:t>
+      </w:r>
+      <w:r>
+        <w:rPr>
+          <w:rFonts w:ascii="Times New Roman" w:hAnsi="Times New Roman" w:cs="Times New Roman"/>
+        </w:rPr>
+        <w:t xml:space="preserve"> or managing a </w:t>
+      </w:r>
+      <w:proofErr w:type="gramStart"/>
+      <w:r>
+        <w:rPr>
+          <w:rFonts w:ascii="Times New Roman" w:hAnsi="Times New Roman" w:cs="Times New Roman"/>
+        </w:rPr>
+        <w:t>garage's</w:t>
+      </w:r>
+      <w:proofErr w:type="gramEnd"/>
+      <w:r>
+        <w:rPr>
+          <w:rFonts w:ascii="Times New Roman" w:hAnsi="Times New Roman" w:cs="Times New Roman"/>
+        </w:rPr>
+        <w:t xml:space="preserve"> pricing</w:t>
+      </w:r>
+      <w:r>
+        <w:rPr>
+          <w:rFonts w:ascii="Times New Roman" w:hAnsi="Times New Roman" w:cs="Times New Roman"/>
+        </w:rPr>
+        <w:t>,</w:t>
+      </w:r>
+      <w:r>
+        <w:rPr>
+          <w:rFonts w:ascii="Times New Roman" w:hAnsi="Times New Roman" w:cs="Times New Roman"/>
+        </w:rPr>
+        <w:t xml:space="preserve"> but none of them were doing all three</w:t>
+      </w:r>
+      <w:r>
+        <w:rPr>
+          <w:rFonts w:ascii="Times New Roman" w:hAnsi="Times New Roman" w:cs="Times New Roman"/>
+        </w:rPr>
+        <w:t xml:space="preserve">. The </w:t>
+      </w:r>
+      <w:r>
+        <w:rPr>
+          <w:rFonts w:ascii="Times New Roman" w:hAnsi="Times New Roman" w:cs="Times New Roman"/>
+        </w:rPr>
+        <w:t xml:space="preserve">idea was pitched internally and since </w:t>
+      </w:r>
+      <w:r>
+        <w:rPr>
+          <w:rFonts w:ascii="Times New Roman" w:hAnsi="Times New Roman" w:cs="Times New Roman"/>
+        </w:rPr>
+        <w:t>it</w:t>
+      </w:r>
+      <w:r>
+        <w:rPr>
+          <w:rFonts w:ascii="Times New Roman" w:hAnsi="Times New Roman" w:cs="Times New Roman"/>
+        </w:rPr>
+        <w:t xml:space="preserve"> lined up well with the company's new rebrand direction</w:t>
+      </w:r>
+      <w:r>
+        <w:rPr>
+          <w:rFonts w:ascii="Times New Roman" w:hAnsi="Times New Roman" w:cs="Times New Roman"/>
+        </w:rPr>
+        <w:t>,</w:t>
+      </w:r>
+      <w:r>
+        <w:rPr>
+          <w:rFonts w:ascii="Times New Roman" w:hAnsi="Times New Roman" w:cs="Times New Roman"/>
+        </w:rPr>
+        <w:t xml:space="preserve"> it was approved as an official project</w:t>
+      </w:r>
+      <w:r>
+        <w:rPr>
+          <w:rFonts w:ascii="Times New Roman" w:hAnsi="Times New Roman" w:cs="Times New Roman"/>
+        </w:rPr>
+        <w:t>.</w:t>
+      </w:r>
+    </w:p>
+    <w:p>
+      <w:pPr>
+        <w:pStyle w:val="Heading2"/>
+        <w:rPr>
+          <w:rFonts w:ascii="Times New Roman" w:hAnsi="Times New Roman" w:cs="Times New Roman"/>
+        </w:rPr>
+      </w:pPr>
+      <w:bookmarkStart w:id="7" w:name="_Toc240580210"/>
+      <w:r>
+        <w:rPr>
+          <w:rFonts w:ascii="Times New Roman" w:hAnsi="Times New Roman" w:cs="Times New Roman"/>
+        </w:rPr>
+        <w:t>2.2 About Software Corp</w:t>
+      </w:r>
+      <w:bookmarkEnd w:id="7"/>
+    </w:p>
+    <w:p>
+      <w:pPr>
+        <w:rPr>
+          <w:rFonts w:ascii="Times New Roman" w:hAnsi="Times New Roman" w:cs="Times New Roman"/>
+        </w:rPr>
+      </w:pPr>
+      <w:r>
+        <w:rPr>
+          <w:rFonts w:ascii="Times New Roman" w:hAnsi="Times New Roman" w:cs="Times New Roman"/>
+        </w:rPr>
+        <w:t>Software Corp</w:t>
+      </w:r>
+      <w:r>
+        <w:rPr>
+          <w:rFonts w:ascii="Times New Roman" w:hAnsi="Times New Roman" w:cs="Times New Roman"/>
+        </w:rPr>
+        <w:t xml:space="preserve"> is</w:t>
+      </w:r>
+      <w:r>
+        <w:rPr>
+          <w:rFonts w:ascii="Times New Roman" w:hAnsi="Times New Roman" w:cs="Times New Roman"/>
+        </w:rPr>
+        <w:t xml:space="preserve"> a software development studio built to take on ambitious projects without the usual limits of </w:t>
+      </w:r>
+      <w:r>
+        <w:rPr>
+          <w:rFonts w:ascii="Times New Roman" w:hAnsi="Times New Roman" w:cs="Times New Roman"/>
+        </w:rPr>
+        <w:t>developmental budget</w:t>
+      </w:r>
+      <w:r>
+        <w:rPr>
+          <w:rFonts w:ascii="Times New Roman" w:hAnsi="Times New Roman" w:cs="Times New Roman"/>
+        </w:rPr>
+        <w:t>. Without those constraints, the studio can focus on building software that can solve a problem from end to end, rather than settling for a partial fix.</w:t>
+      </w:r>
+      <w:r>
+        <w:rPr>
+          <w:rFonts w:ascii="Times New Roman" w:hAnsi="Times New Roman" w:cs="Times New Roman"/>
+        </w:rPr>
+        <w:t xml:space="preserve"> </w:t>
+      </w:r>
+      <w:r>
+        <w:rPr>
+          <w:rFonts w:ascii="Times New Roman" w:hAnsi="Times New Roman" w:cs="Times New Roman"/>
+        </w:rPr>
+        <w:t>Len</w:t>
+      </w:r>
+      <w:r>
+        <w:rPr>
+          <w:rFonts w:ascii="Times New Roman" w:hAnsi="Times New Roman" w:cs="Times New Roman"/>
+        </w:rPr>
+        <w:t>ux</w:t>
+      </w:r>
+      <w:r>
+        <w:rPr>
+          <w:rFonts w:ascii="Times New Roman" w:hAnsi="Times New Roman" w:cs="Times New Roman"/>
+        </w:rPr>
+        <w:t>Parks is a direct result of that approach.</w:t>
+      </w:r>
+    </w:p>
+    <w:p>
+      <w:pPr>
+        <w:pStyle w:val="Heading2"/>
+        <w:rPr>
+          <w:rFonts w:ascii="Times New Roman" w:hAnsi="Times New Roman" w:cs="Times New Roman"/>
+        </w:rPr>
+      </w:pPr>
+      <w:bookmarkStart w:id="8" w:name="_Toc240580211"/>
+      <w:r>
+        <w:rPr>
+          <w:rFonts w:ascii="Times New Roman" w:hAnsi="Times New Roman" w:cs="Times New Roman"/>
+        </w:rPr>
+        <w:t>2.3 Project Overview</w:t>
+      </w:r>
+      <w:bookmarkEnd w:id="8"/>
+    </w:p>
+    <w:p>
+      <w:pPr>
+        <w:rPr>
+          <w:rFonts w:ascii="Times New Roman" w:hAnsi="Times New Roman" w:cs="Times New Roman"/>
+        </w:rPr>
+      </w:pPr>
+      <w:r>
+        <w:rPr>
+          <w:rFonts w:ascii="Times New Roman" w:hAnsi="Times New Roman" w:cs="Times New Roman"/>
+        </w:rPr>
+        <w:t xml:space="preserve">LenuxParks is </w:t>
+      </w:r>
+      <w:r>
+        <w:rPr>
+          <w:rFonts w:ascii="Times New Roman" w:hAnsi="Times New Roman" w:cs="Times New Roman"/>
+        </w:rPr>
+        <w:t>a project focused on planning and managing the development of a software system that helps drivers locate, reserve</w:t>
+      </w:r>
+      <w:r>
+        <w:rPr>
+          <w:rFonts w:ascii="Times New Roman" w:hAnsi="Times New Roman" w:cs="Times New Roman"/>
+        </w:rPr>
+        <w:t>,</w:t>
+      </w:r>
+      <w:r>
+        <w:rPr>
+          <w:rFonts w:ascii="Times New Roman" w:hAnsi="Times New Roman" w:cs="Times New Roman"/>
+        </w:rPr>
+        <w:t xml:space="preserve"> and pay for parking spaces at parking garages in real time. The platform will be delivered as a mobile application for drivers </w:t>
+      </w:r>
+      <w:r>
+        <w:rPr>
+          <w:rFonts w:ascii="Times New Roman" w:hAnsi="Times New Roman" w:cs="Times New Roman"/>
+        </w:rPr>
+        <w:t>and</w:t>
+      </w:r>
+      <w:r>
+        <w:rPr>
+          <w:rFonts w:ascii="Times New Roman" w:hAnsi="Times New Roman" w:cs="Times New Roman"/>
+        </w:rPr>
+        <w:t xml:space="preserve"> a web-based dashboard for parking operators, providing live parking availability, navigation assistance, and management and analytics tools in one connected system.</w:t>
+      </w:r>
+      <w:r>
+        <w:rPr>
+          <w:rFonts w:ascii="Times New Roman" w:hAnsi="Times New Roman" w:cs="Times New Roman"/>
+        </w:rPr>
+        <w:t xml:space="preserve"> The project </w:t>
+      </w:r>
+      <w:r>
+        <w:rPr>
+          <w:rFonts w:ascii="Times New Roman" w:hAnsi="Times New Roman" w:cs="Times New Roman"/>
+        </w:rPr>
+        <w:t>will delve into covering requirements</w:t>
+      </w:r>
+      <w:r>
+        <w:rPr>
+          <w:rFonts w:ascii="Times New Roman" w:hAnsi="Times New Roman" w:cs="Times New Roman"/>
+        </w:rPr>
+        <w:t xml:space="preserve"> g</w:t>
+      </w:r>
+      <w:r>
+        <w:rPr>
+          <w:rFonts w:ascii="Times New Roman" w:hAnsi="Times New Roman" w:cs="Times New Roman"/>
+        </w:rPr>
+        <w:t>athering,</w:t>
+      </w:r>
+      <w:r>
+        <w:rPr>
+          <w:rFonts w:ascii="Times New Roman" w:hAnsi="Times New Roman" w:cs="Times New Roman"/>
+        </w:rPr>
+        <w:t xml:space="preserve"> </w:t>
+      </w:r>
+      <w:r>
+        <w:rPr>
+          <w:rFonts w:ascii="Times New Roman" w:hAnsi="Times New Roman" w:cs="Times New Roman"/>
+        </w:rPr>
+        <w:t>stakeholder management</w:t>
+      </w:r>
+      <w:r>
+        <w:rPr>
+          <w:rFonts w:ascii="Times New Roman" w:hAnsi="Times New Roman" w:cs="Times New Roman"/>
+        </w:rPr>
+        <w:t xml:space="preserve">, </w:t>
+      </w:r>
+      <w:r>
+        <w:rPr>
+          <w:rFonts w:ascii="Times New Roman" w:hAnsi="Times New Roman" w:cs="Times New Roman"/>
+        </w:rPr>
+        <w:t>scheduling,</w:t>
+      </w:r>
+      <w:r>
+        <w:rPr>
+          <w:rFonts w:ascii="Times New Roman" w:hAnsi="Times New Roman" w:cs="Times New Roman"/>
+        </w:rPr>
+        <w:t xml:space="preserve"> </w:t>
+      </w:r>
+      <w:r>
+        <w:rPr>
+          <w:rFonts w:ascii="Times New Roman" w:hAnsi="Times New Roman" w:cs="Times New Roman"/>
+        </w:rPr>
+        <w:t xml:space="preserve">budgeting, </w:t>
+      </w:r>
+      <w:r>
+        <w:rPr>
+          <w:rFonts w:ascii="Times New Roman" w:hAnsi="Times New Roman" w:cs="Times New Roman"/>
+        </w:rPr>
+        <w:t xml:space="preserve">and </w:t>
+      </w:r>
+      <w:r>
+        <w:rPr>
+          <w:rFonts w:ascii="Times New Roman" w:hAnsi="Times New Roman" w:cs="Times New Roman"/>
+        </w:rPr>
+        <w:t>risk management.</w:t>
+      </w:r>
+    </w:p>
+    <w:p>
+      <w:pPr>
+        <w:pStyle w:val="Heading2"/>
+        <w:rPr>
+          <w:rFonts w:ascii="Times New Roman" w:hAnsi="Times New Roman" w:cs="Times New Roman"/>
+        </w:rPr>
+      </w:pPr>
+      <w:bookmarkStart w:id="9" w:name="_Toc240580212"/>
       <w:r>
         <w:rPr>
           <w:rFonts w:ascii="Times New Roman" w:hAnsi="Times New Roman" w:cs="Times New Roman"/>
         </w:rPr>
         <w:lastRenderedPageBreak/>
-        <w:t>gives drivers real time availability and booking</w:t>
-      </w:r>
-      <w:r>
-        <w:rPr>
-          <w:rFonts w:ascii="Times New Roman" w:hAnsi="Times New Roman" w:cs="Times New Roman"/>
-        </w:rPr>
-        <w:t>,</w:t>
-      </w:r>
-      <w:r>
-        <w:rPr>
-          <w:rFonts w:ascii="Times New Roman" w:hAnsi="Times New Roman" w:cs="Times New Roman"/>
-        </w:rPr>
-        <w:t xml:space="preserve"> while giving operators the same data to manage pricing and utilization</w:t>
-      </w:r>
-    </w:p>
-    <w:p>
-      <w:pPr>
-        <w:rPr>
-          <w:rFonts w:ascii="Times New Roman" w:hAnsi="Times New Roman" w:cs="Times New Roman"/>
-        </w:rPr>
-      </w:pPr>
-    </w:p>
-    <w:p>
-      <w:pPr>
-        <w:pStyle w:val="Heading1"/>
-        <w:rPr>
-          <w:rFonts w:ascii="Times New Roman" w:hAnsi="Times New Roman" w:cs="Times New Roman"/>
-        </w:rPr>
-      </w:pPr>
-      <w:bookmarkStart w:id="5" w:name="_Toc239968592"/>
-      <w:r>
-        <w:rPr>
-          <w:rFonts w:ascii="Times New Roman" w:hAnsi="Times New Roman" w:cs="Times New Roman"/>
-        </w:rPr>
-        <w:t>2. Vision &amp; Scope</w:t>
-      </w:r>
-      <w:bookmarkEnd w:id="5"/>
+        <w:t>2.4 Vision Statement</w:t>
+      </w:r>
+      <w:bookmarkEnd w:id="9"/>
+    </w:p>
+    <w:p>
+      <w:pPr>
+        <w:rPr>
+          <w:rFonts w:ascii="Times New Roman" w:hAnsi="Times New Roman" w:cs="Times New Roman"/>
+        </w:rPr>
+      </w:pPr>
+      <w:r>
+        <w:rPr>
+          <w:rFonts w:ascii="Times New Roman" w:hAnsi="Times New Roman" w:cs="Times New Roman"/>
+        </w:rPr>
+        <w:t>LenuxParks e</w:t>
+      </w:r>
+      <w:r>
+        <w:rPr>
+          <w:rFonts w:ascii="Times New Roman" w:hAnsi="Times New Roman" w:cs="Times New Roman"/>
+        </w:rPr>
+        <w:t xml:space="preserve">liminates the time drivers waste searching for parking by connecting real time availability, reservations and payments into a single experience while giving parking operators the visibility and tools needed to manage pricing and occupancy more effectively. </w:t>
+      </w:r>
     </w:p>
     <w:p>
       <w:pPr>
@@ -3942,499 +4526,11 @@
           <w:rFonts w:ascii="Times New Roman" w:hAnsi="Times New Roman" w:cs="Times New Roman"/>
         </w:rPr>
       </w:pPr>
-      <w:bookmarkStart w:id="6" w:name="_Toc239968593"/>
-      <w:r>
-        <w:rPr>
-          <w:rFonts w:ascii="Times New Roman" w:hAnsi="Times New Roman" w:cs="Times New Roman"/>
-        </w:rPr>
-        <w:t>2.1 How the Project Came to Be</w:t>
-      </w:r>
-      <w:bookmarkEnd w:id="6"/>
-    </w:p>
-    <w:p>
-      <w:pPr>
-        <w:rPr>
-          <w:rFonts w:ascii="Times New Roman" w:hAnsi="Times New Roman" w:cs="Times New Roman"/>
-        </w:rPr>
-      </w:pPr>
-      <w:r>
-        <w:rPr>
-          <w:rFonts w:ascii="Times New Roman" w:hAnsi="Times New Roman" w:cs="Times New Roman"/>
-        </w:rPr>
-        <w:t>The idea for L</w:t>
-      </w:r>
-      <w:r>
-        <w:rPr>
-          <w:rFonts w:ascii="Times New Roman" w:hAnsi="Times New Roman" w:cs="Times New Roman"/>
-        </w:rPr>
-        <w:t>enuxParks</w:t>
-      </w:r>
-      <w:r>
-        <w:rPr>
-          <w:rFonts w:ascii="Times New Roman" w:hAnsi="Times New Roman" w:cs="Times New Roman"/>
-        </w:rPr>
-        <w:t xml:space="preserve"> started with a common frustration</w:t>
-      </w:r>
-      <w:r>
-        <w:rPr>
-          <w:rFonts w:ascii="Times New Roman" w:hAnsi="Times New Roman" w:cs="Times New Roman"/>
-        </w:rPr>
-        <w:t xml:space="preserve">. </w:t>
-      </w:r>
-      <w:r>
-        <w:rPr>
-          <w:rFonts w:ascii="Times New Roman" w:hAnsi="Times New Roman" w:cs="Times New Roman"/>
-        </w:rPr>
-        <w:t xml:space="preserve">A </w:t>
-      </w:r>
-      <w:r>
-        <w:rPr>
-          <w:rFonts w:ascii="Times New Roman" w:hAnsi="Times New Roman" w:cs="Times New Roman"/>
-        </w:rPr>
-        <w:t>Software Corp</w:t>
-      </w:r>
-      <w:r>
-        <w:rPr>
-          <w:rFonts w:ascii="Times New Roman" w:hAnsi="Times New Roman" w:cs="Times New Roman"/>
-        </w:rPr>
-        <w:t xml:space="preserve"> team member was in an unfamiliar city for a work trip and spent nearly 30 minutes circling a few blocks looking for parking for a meeting</w:t>
-      </w:r>
-      <w:r>
-        <w:rPr>
-          <w:rFonts w:ascii="Times New Roman" w:hAnsi="Times New Roman" w:cs="Times New Roman"/>
-        </w:rPr>
-        <w:t>,</w:t>
-      </w:r>
-      <w:r>
-        <w:rPr>
-          <w:rFonts w:ascii="Times New Roman" w:hAnsi="Times New Roman" w:cs="Times New Roman"/>
-        </w:rPr>
-        <w:t xml:space="preserve"> arriving late despite leaving with plenty of time to spare</w:t>
-      </w:r>
-      <w:r>
-        <w:rPr>
-          <w:rFonts w:ascii="Times New Roman" w:hAnsi="Times New Roman" w:cs="Times New Roman"/>
-        </w:rPr>
-        <w:t xml:space="preserve">. </w:t>
-      </w:r>
-      <w:r>
-        <w:rPr>
-          <w:rFonts w:ascii="Times New Roman" w:hAnsi="Times New Roman" w:cs="Times New Roman"/>
-        </w:rPr>
-        <w:t>All the available tools were so disconnected and even though the map app helped get to the area</w:t>
-      </w:r>
-      <w:r>
-        <w:rPr>
-          <w:rFonts w:ascii="Times New Roman" w:hAnsi="Times New Roman" w:cs="Times New Roman"/>
-        </w:rPr>
-        <w:t>,</w:t>
-      </w:r>
-      <w:r>
-        <w:rPr>
-          <w:rFonts w:ascii="Times New Roman" w:hAnsi="Times New Roman" w:cs="Times New Roman"/>
-        </w:rPr>
-        <w:t xml:space="preserve"> it had no idea what was </w:t>
-      </w:r>
-      <w:proofErr w:type="gramStart"/>
-      <w:r>
-        <w:rPr>
-          <w:rFonts w:ascii="Times New Roman" w:hAnsi="Times New Roman" w:cs="Times New Roman"/>
-        </w:rPr>
-        <w:t>actually open</w:t>
-      </w:r>
-      <w:proofErr w:type="gramEnd"/>
-      <w:r>
-        <w:rPr>
-          <w:rFonts w:ascii="Times New Roman" w:hAnsi="Times New Roman" w:cs="Times New Roman"/>
-        </w:rPr>
-        <w:t>,</w:t>
-      </w:r>
-      <w:r>
-        <w:rPr>
-          <w:rFonts w:ascii="Times New Roman" w:hAnsi="Times New Roman" w:cs="Times New Roman"/>
-        </w:rPr>
-        <w:t xml:space="preserve"> and the nearest garage had no way to reserve a spot ahead of time or show real time availability</w:t>
-      </w:r>
-      <w:r>
-        <w:rPr>
-          <w:rFonts w:ascii="Times New Roman" w:hAnsi="Times New Roman" w:cs="Times New Roman"/>
-        </w:rPr>
-        <w:t xml:space="preserve">. </w:t>
-      </w:r>
-    </w:p>
-    <w:p>
-      <w:pPr>
-        <w:rPr>
-          <w:rFonts w:ascii="Times New Roman" w:hAnsi="Times New Roman" w:cs="Times New Roman"/>
-        </w:rPr>
-      </w:pPr>
-      <w:r>
-        <w:rPr>
-          <w:rFonts w:ascii="Times New Roman" w:hAnsi="Times New Roman" w:cs="Times New Roman"/>
-        </w:rPr>
-        <w:t>That experience led to a conversation within the team about how existing parking tools each solve one piece of the puzzle</w:t>
-      </w:r>
-      <w:r>
-        <w:rPr>
-          <w:rFonts w:ascii="Times New Roman" w:hAnsi="Times New Roman" w:cs="Times New Roman"/>
-        </w:rPr>
-        <w:t xml:space="preserve">, </w:t>
-      </w:r>
-      <w:r>
-        <w:rPr>
-          <w:rFonts w:ascii="Times New Roman" w:hAnsi="Times New Roman" w:cs="Times New Roman"/>
-        </w:rPr>
-        <w:t>either finding a spot</w:t>
-      </w:r>
-      <w:r>
-        <w:rPr>
-          <w:rFonts w:ascii="Times New Roman" w:hAnsi="Times New Roman" w:cs="Times New Roman"/>
-        </w:rPr>
-        <w:t>,</w:t>
-      </w:r>
-      <w:r>
-        <w:rPr>
-          <w:rFonts w:ascii="Times New Roman" w:hAnsi="Times New Roman" w:cs="Times New Roman"/>
-        </w:rPr>
-        <w:t xml:space="preserve"> tracking occupanc</w:t>
-      </w:r>
-      <w:r>
-        <w:rPr>
-          <w:rFonts w:ascii="Times New Roman" w:hAnsi="Times New Roman" w:cs="Times New Roman"/>
-        </w:rPr>
-        <w:t>y,</w:t>
-      </w:r>
-      <w:r>
-        <w:rPr>
-          <w:rFonts w:ascii="Times New Roman" w:hAnsi="Times New Roman" w:cs="Times New Roman"/>
-        </w:rPr>
-        <w:t xml:space="preserve"> or managing a </w:t>
-      </w:r>
-      <w:proofErr w:type="gramStart"/>
-      <w:r>
-        <w:rPr>
-          <w:rFonts w:ascii="Times New Roman" w:hAnsi="Times New Roman" w:cs="Times New Roman"/>
-        </w:rPr>
-        <w:t>garage's</w:t>
-      </w:r>
-      <w:proofErr w:type="gramEnd"/>
-      <w:r>
-        <w:rPr>
-          <w:rFonts w:ascii="Times New Roman" w:hAnsi="Times New Roman" w:cs="Times New Roman"/>
-        </w:rPr>
-        <w:t xml:space="preserve"> pricing</w:t>
-      </w:r>
-      <w:r>
-        <w:rPr>
-          <w:rFonts w:ascii="Times New Roman" w:hAnsi="Times New Roman" w:cs="Times New Roman"/>
-        </w:rPr>
-        <w:t>,</w:t>
-      </w:r>
-      <w:r>
-        <w:rPr>
-          <w:rFonts w:ascii="Times New Roman" w:hAnsi="Times New Roman" w:cs="Times New Roman"/>
-        </w:rPr>
-        <w:t xml:space="preserve"> but none of them were doing all three</w:t>
-      </w:r>
-      <w:r>
-        <w:rPr>
-          <w:rFonts w:ascii="Times New Roman" w:hAnsi="Times New Roman" w:cs="Times New Roman"/>
-        </w:rPr>
-        <w:t xml:space="preserve">. The </w:t>
-      </w:r>
-      <w:r>
-        <w:rPr>
-          <w:rFonts w:ascii="Times New Roman" w:hAnsi="Times New Roman" w:cs="Times New Roman"/>
-        </w:rPr>
-        <w:t xml:space="preserve">idea was pitched internally and since </w:t>
-      </w:r>
-      <w:r>
-        <w:rPr>
-          <w:rFonts w:ascii="Times New Roman" w:hAnsi="Times New Roman" w:cs="Times New Roman"/>
-        </w:rPr>
-        <w:t>it</w:t>
-      </w:r>
-      <w:r>
-        <w:rPr>
-          <w:rFonts w:ascii="Times New Roman" w:hAnsi="Times New Roman" w:cs="Times New Roman"/>
-        </w:rPr>
-        <w:t xml:space="preserve"> lined up well with the company's new rebrand direction</w:t>
-      </w:r>
-      <w:r>
-        <w:rPr>
-          <w:rFonts w:ascii="Times New Roman" w:hAnsi="Times New Roman" w:cs="Times New Roman"/>
-        </w:rPr>
-        <w:t>,</w:t>
-      </w:r>
-      <w:r>
-        <w:rPr>
-          <w:rFonts w:ascii="Times New Roman" w:hAnsi="Times New Roman" w:cs="Times New Roman"/>
-        </w:rPr>
-        <w:t xml:space="preserve"> it was approved as an official project</w:t>
-      </w:r>
-      <w:r>
-        <w:rPr>
-          <w:rFonts w:ascii="Times New Roman" w:hAnsi="Times New Roman" w:cs="Times New Roman"/>
-        </w:rPr>
-        <w:t>.</w:t>
-      </w:r>
-    </w:p>
-    <w:p>
-      <w:pPr>
-        <w:pStyle w:val="Heading2"/>
-        <w:rPr>
-          <w:rFonts w:ascii="Times New Roman" w:hAnsi="Times New Roman" w:cs="Times New Roman"/>
-        </w:rPr>
-      </w:pPr>
-      <w:bookmarkStart w:id="7" w:name="_Toc239968594"/>
-      <w:r>
-        <w:rPr>
-          <w:rFonts w:ascii="Times New Roman" w:hAnsi="Times New Roman" w:cs="Times New Roman"/>
-        </w:rPr>
-        <w:t>2.2 About Software Corp</w:t>
-      </w:r>
-      <w:bookmarkEnd w:id="7"/>
-    </w:p>
-    <w:p>
-      <w:pPr>
-        <w:rPr>
-          <w:rFonts w:ascii="Times New Roman" w:hAnsi="Times New Roman" w:cs="Times New Roman"/>
-        </w:rPr>
-      </w:pPr>
-      <w:r>
-        <w:rPr>
-          <w:rFonts w:ascii="Times New Roman" w:hAnsi="Times New Roman" w:cs="Times New Roman"/>
-        </w:rPr>
-        <w:t>Software Corp</w:t>
-      </w:r>
-      <w:r>
-        <w:rPr>
-          <w:rFonts w:ascii="Times New Roman" w:hAnsi="Times New Roman" w:cs="Times New Roman"/>
-        </w:rPr>
-        <w:t xml:space="preserve"> is</w:t>
-      </w:r>
-      <w:r>
-        <w:rPr>
-          <w:rFonts w:ascii="Times New Roman" w:hAnsi="Times New Roman" w:cs="Times New Roman"/>
-        </w:rPr>
-        <w:t xml:space="preserve"> a software development studio built to take on ambitious projects without the usual limits of </w:t>
-      </w:r>
-      <w:r>
-        <w:rPr>
-          <w:rFonts w:ascii="Times New Roman" w:hAnsi="Times New Roman" w:cs="Times New Roman"/>
-        </w:rPr>
-        <w:t>developmental budget</w:t>
-      </w:r>
-      <w:r>
-        <w:rPr>
-          <w:rFonts w:ascii="Times New Roman" w:hAnsi="Times New Roman" w:cs="Times New Roman"/>
-        </w:rPr>
-        <w:t>. Without those constraints, the studio can focus on building software that can solve a problem from end to end, rather than settling for a partial fix.</w:t>
-      </w:r>
-      <w:r>
-        <w:rPr>
-          <w:rFonts w:ascii="Times New Roman" w:hAnsi="Times New Roman" w:cs="Times New Roman"/>
-        </w:rPr>
-        <w:t xml:space="preserve"> </w:t>
-      </w:r>
-      <w:r>
-        <w:rPr>
-          <w:rFonts w:ascii="Times New Roman" w:hAnsi="Times New Roman" w:cs="Times New Roman"/>
-        </w:rPr>
-        <w:t>Len</w:t>
-      </w:r>
-      <w:r>
-        <w:rPr>
-          <w:rFonts w:ascii="Times New Roman" w:hAnsi="Times New Roman" w:cs="Times New Roman"/>
-        </w:rPr>
-        <w:t>ux</w:t>
-      </w:r>
-      <w:r>
-        <w:rPr>
-          <w:rFonts w:ascii="Times New Roman" w:hAnsi="Times New Roman" w:cs="Times New Roman"/>
-        </w:rPr>
-        <w:t>Parks is a direct result of that approach.</w:t>
-      </w:r>
-    </w:p>
-    <w:p>
-      <w:pPr>
-        <w:pStyle w:val="Heading2"/>
-        <w:rPr>
-          <w:rFonts w:ascii="Times New Roman" w:hAnsi="Times New Roman" w:cs="Times New Roman"/>
-        </w:rPr>
-      </w:pPr>
-      <w:bookmarkStart w:id="8" w:name="_Toc239968595"/>
-      <w:r>
-        <w:rPr>
-          <w:rFonts w:ascii="Times New Roman" w:hAnsi="Times New Roman" w:cs="Times New Roman"/>
-        </w:rPr>
-        <w:t>2.3 Project Overview</w:t>
-      </w:r>
-      <w:bookmarkEnd w:id="8"/>
-    </w:p>
-    <w:p>
-      <w:pPr>
-        <w:rPr>
-          <w:rFonts w:ascii="Times New Roman" w:hAnsi="Times New Roman" w:cs="Times New Roman"/>
-        </w:rPr>
-      </w:pPr>
-      <w:r>
-        <w:rPr>
-          <w:rFonts w:ascii="Times New Roman" w:hAnsi="Times New Roman" w:cs="Times New Roman"/>
-        </w:rPr>
-        <w:t xml:space="preserve">LenuxParks is </w:t>
-      </w:r>
-      <w:r>
-        <w:rPr>
-          <w:rFonts w:ascii="Times New Roman" w:hAnsi="Times New Roman" w:cs="Times New Roman"/>
-        </w:rPr>
-        <w:t>a project focused on planning and managing the development of a software system that helps drivers locate, reserve</w:t>
-      </w:r>
-      <w:r>
-        <w:rPr>
-          <w:rFonts w:ascii="Times New Roman" w:hAnsi="Times New Roman" w:cs="Times New Roman"/>
-        </w:rPr>
-        <w:t>,</w:t>
-      </w:r>
-      <w:r>
-        <w:rPr>
-          <w:rFonts w:ascii="Times New Roman" w:hAnsi="Times New Roman" w:cs="Times New Roman"/>
-        </w:rPr>
-        <w:t xml:space="preserve"> and pay for parking spaces at parking garages in real time. The platform will be delivered as a mobile application for drivers </w:t>
-      </w:r>
-      <w:r>
-        <w:rPr>
-          <w:rFonts w:ascii="Times New Roman" w:hAnsi="Times New Roman" w:cs="Times New Roman"/>
-        </w:rPr>
-        <w:t>and</w:t>
-      </w:r>
-      <w:r>
-        <w:rPr>
-          <w:rFonts w:ascii="Times New Roman" w:hAnsi="Times New Roman" w:cs="Times New Roman"/>
-        </w:rPr>
-        <w:t xml:space="preserve"> a web-based dashboard for parking operators, providing live parking availability, navigation assistance, and management and analytics tools in one connected system.</w:t>
-      </w:r>
-      <w:r>
-        <w:rPr>
-          <w:rFonts w:ascii="Times New Roman" w:hAnsi="Times New Roman" w:cs="Times New Roman"/>
-        </w:rPr>
-        <w:t xml:space="preserve"> The project </w:t>
-      </w:r>
-      <w:r>
-        <w:rPr>
-          <w:rFonts w:ascii="Times New Roman" w:hAnsi="Times New Roman" w:cs="Times New Roman"/>
-        </w:rPr>
-        <w:t>will delve into covering requirements</w:t>
-      </w:r>
-      <w:r>
-        <w:rPr>
-          <w:rFonts w:ascii="Times New Roman" w:hAnsi="Times New Roman" w:cs="Times New Roman"/>
-        </w:rPr>
-        <w:t xml:space="preserve"> g</w:t>
-      </w:r>
-      <w:r>
-        <w:rPr>
-          <w:rFonts w:ascii="Times New Roman" w:hAnsi="Times New Roman" w:cs="Times New Roman"/>
-        </w:rPr>
-        <w:t>athering,</w:t>
-      </w:r>
-      <w:r>
-        <w:rPr>
-          <w:rFonts w:ascii="Times New Roman" w:hAnsi="Times New Roman" w:cs="Times New Roman"/>
-        </w:rPr>
-        <w:t xml:space="preserve"> </w:t>
-      </w:r>
-      <w:r>
-        <w:rPr>
-          <w:rFonts w:ascii="Times New Roman" w:hAnsi="Times New Roman" w:cs="Times New Roman"/>
-        </w:rPr>
-        <w:t>stakeholder management</w:t>
-      </w:r>
-      <w:r>
-        <w:rPr>
-          <w:rFonts w:ascii="Times New Roman" w:hAnsi="Times New Roman" w:cs="Times New Roman"/>
-        </w:rPr>
-        <w:t xml:space="preserve">, </w:t>
-      </w:r>
-      <w:r>
-        <w:rPr>
-          <w:rFonts w:ascii="Times New Roman" w:hAnsi="Times New Roman" w:cs="Times New Roman"/>
-        </w:rPr>
-        <w:t>scheduling,</w:t>
-      </w:r>
-      <w:r>
-        <w:rPr>
-          <w:rFonts w:ascii="Times New Roman" w:hAnsi="Times New Roman" w:cs="Times New Roman"/>
-        </w:rPr>
-        <w:t xml:space="preserve"> </w:t>
-      </w:r>
-      <w:r>
-        <w:rPr>
-          <w:rFonts w:ascii="Times New Roman" w:hAnsi="Times New Roman" w:cs="Times New Roman"/>
-        </w:rPr>
-        <w:t xml:space="preserve">budgeting, </w:t>
-      </w:r>
-      <w:r>
-        <w:rPr>
-          <w:rFonts w:ascii="Times New Roman" w:hAnsi="Times New Roman" w:cs="Times New Roman"/>
-        </w:rPr>
-        <w:t xml:space="preserve">and </w:t>
-      </w:r>
-      <w:r>
-        <w:rPr>
-          <w:rFonts w:ascii="Times New Roman" w:hAnsi="Times New Roman" w:cs="Times New Roman"/>
-        </w:rPr>
-        <w:t>risk management.</w:t>
-      </w:r>
-    </w:p>
-    <w:p>
-      <w:pPr>
-        <w:pStyle w:val="Heading2"/>
-        <w:rPr>
-          <w:rFonts w:ascii="Times New Roman" w:hAnsi="Times New Roman" w:cs="Times New Roman"/>
-        </w:rPr>
-      </w:pPr>
-      <w:bookmarkStart w:id="9" w:name="_Toc239968596"/>
-      <w:r>
-        <w:rPr>
-          <w:rFonts w:ascii="Times New Roman" w:hAnsi="Times New Roman" w:cs="Times New Roman"/>
-        </w:rPr>
-        <w:t>2.4 Vision Statement</w:t>
-      </w:r>
-      <w:bookmarkEnd w:id="9"/>
-    </w:p>
-    <w:p>
-      <w:pPr>
-        <w:rPr>
-          <w:rFonts w:ascii="Times New Roman" w:hAnsi="Times New Roman" w:cs="Times New Roman"/>
-        </w:rPr>
-      </w:pPr>
-      <w:r>
-        <w:rPr>
-          <w:rFonts w:ascii="Times New Roman" w:hAnsi="Times New Roman" w:cs="Times New Roman"/>
-        </w:rPr>
-        <w:t>LenuxParks e</w:t>
-      </w:r>
-      <w:r>
-        <w:rPr>
-          <w:rFonts w:ascii="Times New Roman" w:hAnsi="Times New Roman" w:cs="Times New Roman"/>
-        </w:rPr>
-        <w:t xml:space="preserve">liminates the time drivers waste searching for parking by connecting real time availability, reservations and payments into a single experience while giving parking operators the visibility and tools needed to manage pricing and occupancy more effectively. </w:t>
-      </w:r>
-    </w:p>
-    <w:p>
-      <w:pPr>
-        <w:pStyle w:val="Heading2"/>
-        <w:rPr>
-          <w:rFonts w:ascii="Times New Roman" w:hAnsi="Times New Roman" w:cs="Times New Roman"/>
-        </w:rPr>
-      </w:pPr>
-      <w:bookmarkStart w:id="10" w:name="_Toc239968597"/>
-      <w:r>
-        <w:rPr>
-          <w:rFonts w:ascii="Times New Roman" w:hAnsi="Times New Roman" w:cs="Times New Roman"/>
-        </w:rPr>
-        <w:lastRenderedPageBreak/>
+      <w:bookmarkStart w:id="10" w:name="_Toc240580213"/>
+      <w:r>
+        <w:rPr>
+          <w:rFonts w:ascii="Times New Roman" w:hAnsi="Times New Roman" w:cs="Times New Roman"/>
+        </w:rPr>
         <w:t>2.5 Scope</w:t>
       </w:r>
       <w:bookmarkEnd w:id="10"/>
@@ -4758,7 +4854,7 @@
           <w:rFonts w:ascii="Times New Roman" w:hAnsi="Times New Roman" w:cs="Times New Roman"/>
         </w:rPr>
       </w:pPr>
-      <w:bookmarkStart w:id="11" w:name="_Toc239968598"/>
+      <w:bookmarkStart w:id="11" w:name="_Toc240580214"/>
       <w:r>
         <w:rPr>
           <w:rFonts w:ascii="Times New Roman" w:hAnsi="Times New Roman" w:cs="Times New Roman"/>
@@ -4774,7 +4870,7 @@
           <w:rFonts w:ascii="Times New Roman" w:hAnsi="Times New Roman" w:cs="Times New Roman"/>
         </w:rPr>
       </w:pPr>
-      <w:bookmarkStart w:id="12" w:name="_Toc239968599"/>
+      <w:bookmarkStart w:id="12" w:name="_Toc240580215"/>
       <w:r>
         <w:rPr>
           <w:rFonts w:ascii="Times New Roman" w:hAnsi="Times New Roman" w:cs="Times New Roman"/>
@@ -4864,7 +4960,7 @@
           <w:rFonts w:ascii="Times New Roman" w:hAnsi="Times New Roman" w:cs="Times New Roman"/>
         </w:rPr>
       </w:pPr>
-      <w:bookmarkStart w:id="13" w:name="_Toc239968600"/>
+      <w:bookmarkStart w:id="13" w:name="_Toc240580216"/>
       <w:r>
         <w:rPr>
           <w:rFonts w:ascii="Times New Roman" w:hAnsi="Times New Roman" w:cs="Times New Roman"/>
@@ -4914,6 +5010,7 @@
         <w:rPr>
           <w:rFonts w:ascii="Times New Roman" w:hAnsi="Times New Roman" w:cs="Times New Roman"/>
         </w:rPr>
+        <w:lastRenderedPageBreak/>
         <w:t>Environment: mobile app (iOS/Android), web dashboard, th</w:t>
       </w:r>
       <w:r>
@@ -5009,12 +5106,11 @@
           <w:rFonts w:ascii="Times New Roman" w:hAnsi="Times New Roman" w:cs="Times New Roman"/>
         </w:rPr>
       </w:pPr>
-      <w:bookmarkStart w:id="14" w:name="_Toc239968601"/>
-      <w:r>
-        <w:rPr>
-          <w:rFonts w:ascii="Times New Roman" w:hAnsi="Times New Roman" w:cs="Times New Roman"/>
-        </w:rPr>
-        <w:lastRenderedPageBreak/>
+      <w:bookmarkStart w:id="14" w:name="_Toc240580217"/>
+      <w:r>
+        <w:rPr>
+          <w:rFonts w:ascii="Times New Roman" w:hAnsi="Times New Roman" w:cs="Times New Roman"/>
+        </w:rPr>
         <w:t>3.3 Functional Requirements</w:t>
       </w:r>
       <w:bookmarkEnd w:id="14"/>
@@ -5285,7 +5381,7 @@
           <w:rFonts w:ascii="Times New Roman" w:hAnsi="Times New Roman" w:cs="Times New Roman"/>
         </w:rPr>
       </w:pPr>
-      <w:bookmarkStart w:id="15" w:name="_Toc239968602"/>
+      <w:bookmarkStart w:id="15" w:name="_Toc240580218"/>
       <w:r>
         <w:rPr>
           <w:rFonts w:ascii="Times New Roman" w:hAnsi="Times New Roman" w:cs="Times New Roman"/>
@@ -5421,7 +5517,7 @@
           <w:rFonts w:ascii="Times New Roman" w:hAnsi="Times New Roman" w:cs="Times New Roman"/>
         </w:rPr>
       </w:pPr>
-      <w:bookmarkStart w:id="16" w:name="_Toc239968603"/>
+      <w:bookmarkStart w:id="16" w:name="_Toc240580219"/>
       <w:r>
         <w:rPr>
           <w:rFonts w:ascii="Times New Roman" w:hAnsi="Times New Roman" w:cs="Times New Roman"/>
@@ -5437,7 +5533,7 @@
           <w:rFonts w:ascii="Times New Roman" w:hAnsi="Times New Roman" w:cs="Times New Roman"/>
         </w:rPr>
       </w:pPr>
-      <w:bookmarkStart w:id="17" w:name="_Toc239968604"/>
+      <w:bookmarkStart w:id="17" w:name="_Toc240580220"/>
       <w:r>
         <w:rPr>
           <w:rFonts w:ascii="Times New Roman" w:hAnsi="Times New Roman" w:cs="Times New Roman"/>
@@ -5479,6 +5575,7 @@
           <w:b/>
           <w:bCs/>
         </w:rPr>
+        <w:lastRenderedPageBreak/>
         <w:t>Precondition:</w:t>
       </w:r>
       <w:r>
@@ -5538,7 +5635,6 @@
         <w:rPr>
           <w:rFonts w:ascii="Times New Roman" w:hAnsi="Times New Roman" w:cs="Times New Roman"/>
         </w:rPr>
-        <w:lastRenderedPageBreak/>
         <w:t>System validates and checks for a duplicate account.</w:t>
       </w:r>
     </w:p>
@@ -5670,7 +5766,7 @@
           <w:rFonts w:ascii="Times New Roman" w:hAnsi="Times New Roman" w:cs="Times New Roman"/>
         </w:rPr>
       </w:pPr>
-      <w:bookmarkStart w:id="18" w:name="_Toc239968605"/>
+      <w:bookmarkStart w:id="18" w:name="_Toc240580221"/>
       <w:r>
         <w:rPr>
           <w:rFonts w:ascii="Times New Roman" w:hAnsi="Times New Roman" w:cs="Times New Roman"/>
@@ -5930,7 +6026,7 @@
           <w:rFonts w:ascii="Times New Roman" w:hAnsi="Times New Roman" w:cs="Times New Roman"/>
         </w:rPr>
       </w:pPr>
-      <w:bookmarkStart w:id="19" w:name="_Toc239968606"/>
+      <w:bookmarkStart w:id="19" w:name="_Toc240580222"/>
       <w:r>
         <w:rPr>
           <w:rFonts w:ascii="Times New Roman" w:hAnsi="Times New Roman" w:cs="Times New Roman"/>
@@ -5978,13 +6074,7 @@
         <w:rPr>
           <w:rFonts w:ascii="Times New Roman" w:hAnsi="Times New Roman" w:cs="Times New Roman"/>
         </w:rPr>
-        <w:t xml:space="preserve"> </w:t>
-      </w:r>
-      <w:r>
-        <w:rPr>
-          <w:rFonts w:ascii="Times New Roman" w:hAnsi="Times New Roman" w:cs="Times New Roman"/>
-        </w:rPr>
-        <w:t>User has found a facility.</w:t>
+        <w:t xml:space="preserve"> User has found a facility.</w:t>
       </w:r>
     </w:p>
     <w:p>
@@ -6102,19 +6192,14 @@
           <w:b/>
           <w:bCs/>
         </w:rPr>
+        <w:lastRenderedPageBreak/>
         <w:t>Postcondition:</w:t>
       </w:r>
       <w:r>
         <w:rPr>
           <w:rFonts w:ascii="Times New Roman" w:hAnsi="Times New Roman" w:cs="Times New Roman"/>
         </w:rPr>
-        <w:t xml:space="preserve"> </w:t>
-      </w:r>
-      <w:r>
-        <w:rPr>
-          <w:rFonts w:ascii="Times New Roman" w:hAnsi="Times New Roman" w:cs="Times New Roman"/>
-        </w:rPr>
-        <w:t>The space is reserved and appears in the user's history.</w:t>
+        <w:t xml:space="preserve"> The space is reserved and appears in the user's history.</w:t>
       </w:r>
     </w:p>
     <w:p>
@@ -6135,13 +6220,7 @@
         <w:rPr>
           <w:rFonts w:ascii="Times New Roman" w:hAnsi="Times New Roman" w:cs="Times New Roman"/>
         </w:rPr>
-        <w:t xml:space="preserve"> “</w:t>
-      </w:r>
-      <w:r>
-        <w:rPr>
-          <w:rFonts w:ascii="Times New Roman" w:hAnsi="Times New Roman" w:cs="Times New Roman"/>
-        </w:rPr>
-        <w:t xml:space="preserve">As a driver, I need to reserve a spot ahead of </w:t>
+        <w:t xml:space="preserve"> “As a driver, I need to reserve a spot ahead of </w:t>
       </w:r>
       <w:proofErr w:type="gramStart"/>
       <w:r>
@@ -6176,20 +6255,13 @@
           <w:b/>
           <w:bCs/>
         </w:rPr>
-        <w:lastRenderedPageBreak/>
         <w:t>Acceptance Criteria:</w:t>
       </w:r>
       <w:r>
         <w:rPr>
           <w:rFonts w:ascii="Times New Roman" w:hAnsi="Times New Roman" w:cs="Times New Roman"/>
         </w:rPr>
-        <w:t xml:space="preserve"> </w:t>
-      </w:r>
-      <w:r>
-        <w:rPr>
-          <w:rFonts w:ascii="Times New Roman" w:hAnsi="Times New Roman" w:cs="Times New Roman"/>
-        </w:rPr>
-        <w:t>The space is held during payments. Reservation confirms only after successful payment.</w:t>
+        <w:t xml:space="preserve"> The space is held during payments. Reservation confirms only after successful payment.</w:t>
       </w:r>
     </w:p>
     <w:p>
@@ -6199,7 +6271,7 @@
           <w:rFonts w:ascii="Times New Roman" w:hAnsi="Times New Roman" w:cs="Times New Roman"/>
         </w:rPr>
       </w:pPr>
-      <w:bookmarkStart w:id="20" w:name="_Toc239968607"/>
+      <w:bookmarkStart w:id="20" w:name="_Toc240580223"/>
       <w:r>
         <w:rPr>
           <w:rFonts w:ascii="Times New Roman" w:hAnsi="Times New Roman" w:cs="Times New Roman"/>
@@ -6247,13 +6319,7 @@
         <w:rPr>
           <w:rFonts w:ascii="Times New Roman" w:hAnsi="Times New Roman" w:cs="Times New Roman"/>
         </w:rPr>
-        <w:t xml:space="preserve"> </w:t>
-      </w:r>
-      <w:r>
-        <w:rPr>
-          <w:rFonts w:ascii="Times New Roman" w:hAnsi="Times New Roman" w:cs="Times New Roman"/>
-        </w:rPr>
-        <w:t>User has selected a space and time.</w:t>
+        <w:t xml:space="preserve"> User has selected a space and time.</w:t>
       </w:r>
     </w:p>
     <w:p>
@@ -6391,13 +6457,7 @@
         <w:rPr>
           <w:rFonts w:ascii="Times New Roman" w:hAnsi="Times New Roman" w:cs="Times New Roman"/>
         </w:rPr>
-        <w:t xml:space="preserve"> </w:t>
-      </w:r>
-      <w:r>
-        <w:rPr>
-          <w:rFonts w:ascii="Times New Roman" w:hAnsi="Times New Roman" w:cs="Times New Roman"/>
-        </w:rPr>
-        <w:t>Payment is completed and linked to the reservation.</w:t>
+        <w:t xml:space="preserve"> Payment is completed and linked to the reservation.</w:t>
       </w:r>
     </w:p>
     <w:p>
@@ -6418,13 +6478,7 @@
         <w:rPr>
           <w:rFonts w:ascii="Times New Roman" w:hAnsi="Times New Roman" w:cs="Times New Roman"/>
         </w:rPr>
-        <w:t xml:space="preserve"> “</w:t>
-      </w:r>
-      <w:r>
-        <w:rPr>
-          <w:rFonts w:ascii="Times New Roman" w:hAnsi="Times New Roman" w:cs="Times New Roman"/>
-        </w:rPr>
-        <w:t xml:space="preserve">As a driver, I need to pay for my parking directly in the </w:t>
+        <w:t xml:space="preserve"> “As a driver, I need to pay for my parking directly in the </w:t>
       </w:r>
       <w:proofErr w:type="gramStart"/>
       <w:r>
@@ -6465,13 +6519,7 @@
         <w:rPr>
           <w:rFonts w:ascii="Times New Roman" w:hAnsi="Times New Roman" w:cs="Times New Roman"/>
         </w:rPr>
-        <w:t xml:space="preserve"> </w:t>
-      </w:r>
-      <w:r>
-        <w:rPr>
-          <w:rFonts w:ascii="Times New Roman" w:hAnsi="Times New Roman" w:cs="Times New Roman"/>
-        </w:rPr>
-        <w:t>Both successful and f</w:t>
+        <w:t xml:space="preserve"> Both successful and f</w:t>
       </w:r>
       <w:r>
         <w:rPr>
@@ -6493,30 +6541,12 @@
           <w:rFonts w:ascii="Times New Roman" w:hAnsi="Times New Roman" w:cs="Times New Roman"/>
         </w:rPr>
       </w:pPr>
-      <w:bookmarkStart w:id="21" w:name="_Toc239968608"/>
-      <w:r>
-        <w:rPr>
-          <w:rFonts w:ascii="Times New Roman" w:hAnsi="Times New Roman" w:cs="Times New Roman"/>
-        </w:rPr>
-        <w:t xml:space="preserve">Use Case </w:t>
-      </w:r>
-      <w:r>
-        <w:rPr>
-          <w:rFonts w:ascii="Times New Roman" w:hAnsi="Times New Roman" w:cs="Times New Roman"/>
-        </w:rPr>
-        <w:t>5</w:t>
-      </w:r>
-      <w:r>
-        <w:rPr>
-          <w:rFonts w:ascii="Times New Roman" w:hAnsi="Times New Roman" w:cs="Times New Roman"/>
-        </w:rPr>
-        <w:t xml:space="preserve">: </w:t>
-      </w:r>
-      <w:r>
-        <w:rPr>
-          <w:rFonts w:ascii="Times New Roman" w:hAnsi="Times New Roman" w:cs="Times New Roman"/>
-        </w:rPr>
-        <w:t>Navigate to a Reserved Parking Space</w:t>
+      <w:bookmarkStart w:id="21" w:name="_Toc240580224"/>
+      <w:r>
+        <w:rPr>
+          <w:rFonts w:ascii="Times New Roman" w:hAnsi="Times New Roman" w:cs="Times New Roman"/>
+        </w:rPr>
+        <w:t>Use Case 5: Navigate to a Reserved Parking Space</w:t>
       </w:r>
       <w:bookmarkEnd w:id="21"/>
     </w:p>
@@ -6681,13 +6711,7 @@
         <w:rPr>
           <w:rFonts w:ascii="Times New Roman" w:hAnsi="Times New Roman" w:cs="Times New Roman"/>
         </w:rPr>
-        <w:t xml:space="preserve"> </w:t>
-      </w:r>
-      <w:r>
-        <w:rPr>
-          <w:rFonts w:ascii="Times New Roman" w:hAnsi="Times New Roman" w:cs="Times New Roman"/>
-        </w:rPr>
-        <w:t>User is routed to the facility.</w:t>
+        <w:t xml:space="preserve"> User is routed to the facility.</w:t>
       </w:r>
     </w:p>
     <w:p>
@@ -6708,13 +6732,7 @@
         <w:rPr>
           <w:rFonts w:ascii="Times New Roman" w:hAnsi="Times New Roman" w:cs="Times New Roman"/>
         </w:rPr>
-        <w:t xml:space="preserve"> “</w:t>
-      </w:r>
-      <w:r>
-        <w:rPr>
-          <w:rFonts w:ascii="Times New Roman" w:hAnsi="Times New Roman" w:cs="Times New Roman"/>
-        </w:rPr>
-        <w:t>As a driver, I need directions straight to my reserved spot</w:t>
+        <w:t xml:space="preserve"> “As a driver, I need directions straight to my reserved spot</w:t>
       </w:r>
       <w:r>
         <w:rPr>
@@ -6753,13 +6771,7 @@
         <w:rPr>
           <w:rFonts w:ascii="Times New Roman" w:hAnsi="Times New Roman" w:cs="Times New Roman"/>
         </w:rPr>
-        <w:t xml:space="preserve"> </w:t>
-      </w:r>
-      <w:r>
-        <w:rPr>
-          <w:rFonts w:ascii="Times New Roman" w:hAnsi="Times New Roman" w:cs="Times New Roman"/>
-        </w:rPr>
-        <w:t>Navigation launches directly from the reservation with the correct destination.</w:t>
+        <w:t xml:space="preserve"> Navigation launches directly from the reservation with the correct destination.</w:t>
       </w:r>
     </w:p>
     <w:p>
@@ -6769,11 +6781,12 @@
           <w:rFonts w:ascii="Times New Roman" w:hAnsi="Times New Roman" w:cs="Times New Roman"/>
         </w:rPr>
       </w:pPr>
-      <w:bookmarkStart w:id="22" w:name="_Toc239968609"/>
-      <w:r>
-        <w:rPr>
-          <w:rFonts w:ascii="Times New Roman" w:hAnsi="Times New Roman" w:cs="Times New Roman"/>
-        </w:rPr>
+      <w:bookmarkStart w:id="22" w:name="_Toc240580225"/>
+      <w:r>
+        <w:rPr>
+          <w:rFonts w:ascii="Times New Roman" w:hAnsi="Times New Roman" w:cs="Times New Roman"/>
+        </w:rPr>
+        <w:lastRenderedPageBreak/>
         <w:t xml:space="preserve">Use Case </w:t>
       </w:r>
       <w:r>
@@ -6876,7 +6889,6 @@
         <w:rPr>
           <w:rFonts w:ascii="Times New Roman" w:hAnsi="Times New Roman" w:cs="Times New Roman"/>
         </w:rPr>
-        <w:lastRenderedPageBreak/>
         <w:t>System tracks reservation timing.</w:t>
       </w:r>
     </w:p>
@@ -7058,7 +7070,7 @@
           <w:rFonts w:ascii="Times New Roman" w:hAnsi="Times New Roman" w:cs="Times New Roman"/>
         </w:rPr>
       </w:pPr>
-      <w:bookmarkStart w:id="23" w:name="_Toc239968610"/>
+      <w:bookmarkStart w:id="23" w:name="_Toc240580226"/>
       <w:r>
         <w:rPr>
           <w:rFonts w:ascii="Times New Roman" w:hAnsi="Times New Roman" w:cs="Times New Roman"/>
@@ -7130,13 +7142,7 @@
         <w:rPr>
           <w:rFonts w:ascii="Times New Roman" w:hAnsi="Times New Roman" w:cs="Times New Roman"/>
         </w:rPr>
-        <w:t xml:space="preserve"> </w:t>
-      </w:r>
-      <w:r>
-        <w:rPr>
-          <w:rFonts w:ascii="Times New Roman" w:hAnsi="Times New Roman" w:cs="Times New Roman"/>
-        </w:rPr>
-        <w:t>Operator has an administrative account.</w:t>
+        <w:t xml:space="preserve"> Operator has an administrative account.</w:t>
       </w:r>
     </w:p>
     <w:p>
@@ -7240,13 +7246,7 @@
         <w:rPr>
           <w:rFonts w:ascii="Times New Roman" w:hAnsi="Times New Roman" w:cs="Times New Roman"/>
         </w:rPr>
-        <w:t xml:space="preserve"> </w:t>
-      </w:r>
-      <w:r>
-        <w:rPr>
-          <w:rFonts w:ascii="Times New Roman" w:hAnsi="Times New Roman" w:cs="Times New Roman"/>
-        </w:rPr>
-        <w:t>The facility is live and visible to drivers.</w:t>
+        <w:t xml:space="preserve"> The facility is live and visible to drivers.</w:t>
       </w:r>
     </w:p>
     <w:p>
@@ -7267,13 +7267,7 @@
         <w:rPr>
           <w:rFonts w:ascii="Times New Roman" w:hAnsi="Times New Roman" w:cs="Times New Roman"/>
         </w:rPr>
-        <w:t>“</w:t>
-      </w:r>
-      <w:r>
-        <w:rPr>
-          <w:rFonts w:ascii="Times New Roman" w:hAnsi="Times New Roman" w:cs="Times New Roman"/>
-        </w:rPr>
-        <w:t>As a parking facility operator, I need to add my garage to the platform and connect my occupancy data so drivers can start finding and reserving spots there.</w:t>
+        <w:t>“As a parking facility operator, I need to add my garage to the platform and connect my occupancy data so drivers can start finding and reserving spots there.</w:t>
       </w:r>
       <w:r>
         <w:rPr>
@@ -7300,13 +7294,7 @@
         <w:rPr>
           <w:rFonts w:ascii="Times New Roman" w:hAnsi="Times New Roman" w:cs="Times New Roman"/>
         </w:rPr>
-        <w:t xml:space="preserve"> </w:t>
-      </w:r>
-      <w:r>
-        <w:rPr>
-          <w:rFonts w:ascii="Times New Roman" w:hAnsi="Times New Roman" w:cs="Times New Roman"/>
-        </w:rPr>
-        <w:t>The facility does not go live until required data is provided.</w:t>
+        <w:t xml:space="preserve"> The facility does not go live until required data is provided.</w:t>
       </w:r>
     </w:p>
     <w:p>
@@ -7316,7 +7304,7 @@
           <w:rFonts w:ascii="Times New Roman" w:hAnsi="Times New Roman" w:cs="Times New Roman"/>
         </w:rPr>
       </w:pPr>
-      <w:bookmarkStart w:id="24" w:name="_Toc239968611"/>
+      <w:bookmarkStart w:id="24" w:name="_Toc240580227"/>
       <w:r>
         <w:rPr>
           <w:rFonts w:ascii="Times New Roman" w:hAnsi="Times New Roman" w:cs="Times New Roman"/>
@@ -7370,13 +7358,7 @@
         <w:rPr>
           <w:rFonts w:ascii="Times New Roman" w:hAnsi="Times New Roman" w:cs="Times New Roman"/>
         </w:rPr>
-        <w:t xml:space="preserve"> </w:t>
-      </w:r>
-      <w:r>
-        <w:rPr>
-          <w:rFonts w:ascii="Times New Roman" w:hAnsi="Times New Roman" w:cs="Times New Roman"/>
-        </w:rPr>
-        <w:t>Operator is logged into the dashboard.</w:t>
+        <w:t xml:space="preserve"> Operator is logged into the dashboard.</w:t>
       </w:r>
     </w:p>
     <w:p>
@@ -7480,13 +7462,7 @@
         <w:rPr>
           <w:rFonts w:ascii="Times New Roman" w:hAnsi="Times New Roman" w:cs="Times New Roman"/>
         </w:rPr>
-        <w:t xml:space="preserve"> </w:t>
-      </w:r>
-      <w:r>
-        <w:rPr>
-          <w:rFonts w:ascii="Times New Roman" w:hAnsi="Times New Roman" w:cs="Times New Roman"/>
-        </w:rPr>
-        <w:t>Updated pricing and availability are live.</w:t>
+        <w:t xml:space="preserve"> Updated pricing and availability are live.</w:t>
       </w:r>
     </w:p>
     <w:p>
@@ -7501,19 +7477,14 @@
           <w:b/>
           <w:bCs/>
         </w:rPr>
+        <w:lastRenderedPageBreak/>
         <w:t xml:space="preserve">User Story: </w:t>
       </w:r>
       <w:r>
         <w:rPr>
           <w:rFonts w:ascii="Times New Roman" w:hAnsi="Times New Roman" w:cs="Times New Roman"/>
         </w:rPr>
-        <w:t>“</w:t>
-      </w:r>
-      <w:r>
-        <w:rPr>
-          <w:rFonts w:ascii="Times New Roman" w:hAnsi="Times New Roman" w:cs="Times New Roman"/>
-        </w:rPr>
-        <w:t xml:space="preserve">As a parking facility operator, I need to update my pricing and availability in one </w:t>
+        <w:t xml:space="preserve">“As a parking facility operator, I need to update my pricing and availability in one </w:t>
       </w:r>
       <w:proofErr w:type="gramStart"/>
       <w:r>
@@ -7554,13 +7525,7 @@
         <w:rPr>
           <w:rFonts w:ascii="Times New Roman" w:hAnsi="Times New Roman" w:cs="Times New Roman"/>
         </w:rPr>
-        <w:t xml:space="preserve"> </w:t>
-      </w:r>
-      <w:r>
-        <w:rPr>
-          <w:rFonts w:ascii="Times New Roman" w:hAnsi="Times New Roman" w:cs="Times New Roman"/>
-        </w:rPr>
-        <w:t xml:space="preserve">Changes reflect in real time </w:t>
+        <w:t xml:space="preserve"> Changes reflect in real time </w:t>
       </w:r>
       <w:r>
         <w:rPr>
@@ -7582,12 +7547,11 @@
           <w:rFonts w:ascii="Times New Roman" w:hAnsi="Times New Roman" w:cs="Times New Roman"/>
         </w:rPr>
       </w:pPr>
-      <w:bookmarkStart w:id="25" w:name="_Toc239968612"/>
-      <w:r>
-        <w:rPr>
-          <w:rFonts w:ascii="Times New Roman" w:hAnsi="Times New Roman" w:cs="Times New Roman"/>
-        </w:rPr>
-        <w:lastRenderedPageBreak/>
+      <w:bookmarkStart w:id="25" w:name="_Toc240580228"/>
+      <w:r>
+        <w:rPr>
+          <w:rFonts w:ascii="Times New Roman" w:hAnsi="Times New Roman" w:cs="Times New Roman"/>
+        </w:rPr>
         <w:t xml:space="preserve">Use Case 9: </w:t>
       </w:r>
       <w:r>
@@ -7853,7 +7817,7 @@
           <w:rFonts w:ascii="Times New Roman" w:hAnsi="Times New Roman" w:cs="Times New Roman"/>
         </w:rPr>
       </w:pPr>
-      <w:bookmarkStart w:id="26" w:name="_Toc239968613"/>
+      <w:bookmarkStart w:id="26" w:name="_Toc240580229"/>
       <w:r>
         <w:rPr>
           <w:rFonts w:ascii="Times New Roman" w:hAnsi="Times New Roman" w:cs="Times New Roman"/>
@@ -8155,7 +8119,7 @@
           <w:rFonts w:ascii="Times New Roman" w:hAnsi="Times New Roman" w:cs="Times New Roman"/>
         </w:rPr>
       </w:pPr>
-      <w:bookmarkStart w:id="27" w:name="_Toc239968614"/>
+      <w:bookmarkStart w:id="27" w:name="_Toc240580230"/>
       <w:r>
         <w:rPr>
           <w:rFonts w:ascii="Times New Roman" w:hAnsi="Times New Roman" w:cs="Times New Roman"/>
@@ -8203,6 +8167,7 @@
           <w:b/>
           <w:bCs/>
         </w:rPr>
+        <w:lastRenderedPageBreak/>
         <w:t>Precondition:</w:t>
       </w:r>
       <w:r>
@@ -8268,7 +8233,6 @@
         <w:rPr>
           <w:rFonts w:ascii="Times New Roman" w:hAnsi="Times New Roman" w:cs="Times New Roman"/>
         </w:rPr>
-        <w:lastRenderedPageBreak/>
         <w:t>Administrator makes a change.</w:t>
       </w:r>
     </w:p>
@@ -8432,7 +8396,7 @@
           <w:rFonts w:ascii="Times New Roman" w:hAnsi="Times New Roman" w:cs="Times New Roman"/>
         </w:rPr>
       </w:pPr>
-      <w:bookmarkStart w:id="28" w:name="_Toc239968615"/>
+      <w:bookmarkStart w:id="28" w:name="_Toc240580231"/>
       <w:r>
         <w:rPr>
           <w:rFonts w:ascii="Times New Roman" w:hAnsi="Times New Roman" w:cs="Times New Roman"/>
@@ -8720,7 +8684,7 @@
           <w:rFonts w:ascii="Times New Roman" w:hAnsi="Times New Roman" w:cs="Times New Roman"/>
         </w:rPr>
       </w:pPr>
-      <w:bookmarkStart w:id="29" w:name="_Toc239968616"/>
+      <w:bookmarkStart w:id="29" w:name="_Toc240580232"/>
       <w:r>
         <w:rPr>
           <w:rFonts w:ascii="Times New Roman" w:hAnsi="Times New Roman" w:cs="Times New Roman"/>
@@ -8962,6 +8926,7 @@
           <w:b/>
           <w:bCs/>
         </w:rPr>
+        <w:lastRenderedPageBreak/>
         <w:t>Acceptance Criteria:</w:t>
       </w:r>
       <w:r>
@@ -8984,7 +8949,7 @@
           <w:rFonts w:ascii="Times New Roman" w:hAnsi="Times New Roman" w:cs="Times New Roman"/>
         </w:rPr>
       </w:pPr>
-      <w:bookmarkStart w:id="30" w:name="_Toc239968617"/>
+      <w:bookmarkStart w:id="30" w:name="_Toc240580233"/>
       <w:r>
         <w:rPr>
           <w:rFonts w:ascii="Times New Roman" w:hAnsi="Times New Roman" w:cs="Times New Roman"/>
@@ -9050,7 +9015,6 @@
           <w:b/>
           <w:bCs/>
         </w:rPr>
-        <w:lastRenderedPageBreak/>
         <w:t>Precondition:</w:t>
       </w:r>
       <w:r>
@@ -9273,7 +9237,7 @@
           <w:rFonts w:ascii="Times New Roman" w:hAnsi="Times New Roman" w:cs="Times New Roman"/>
         </w:rPr>
       </w:pPr>
-      <w:bookmarkStart w:id="31" w:name="_Toc239968618"/>
+      <w:bookmarkStart w:id="31" w:name="_Toc240580234"/>
       <w:r>
         <w:rPr>
           <w:rFonts w:ascii="Times New Roman" w:hAnsi="Times New Roman" w:cs="Times New Roman"/>
@@ -9531,33 +9495,138 @@
         </w:rPr>
       </w:pPr>
     </w:p>
-    <w:p/>
-    <w:p>
-      <w:pPr>
-        <w:rPr>
-          <w:rFonts w:ascii="Times New Roman" w:hAnsi="Times New Roman" w:cs="Times New Roman"/>
-        </w:rPr>
-      </w:pPr>
-    </w:p>
-    <w:p>
-      <w:pPr>
-        <w:rPr>
-          <w:rFonts w:ascii="Times New Roman" w:hAnsi="Times New Roman" w:cs="Times New Roman"/>
-        </w:rPr>
-      </w:pPr>
-    </w:p>
-    <w:p>
-      <w:pPr>
-        <w:rPr>
-          <w:rFonts w:ascii="Times New Roman" w:hAnsi="Times New Roman" w:cs="Times New Roman"/>
-        </w:rPr>
-      </w:pPr>
-    </w:p>
-    <w:p/>
-    <w:p/>
+    <w:p>
+      <w:pPr>
+        <w:pStyle w:val="Heading1"/>
+        <w:rPr>
+          <w:rFonts w:ascii="Times New Roman" w:hAnsi="Times New Roman" w:cs="Times New Roman"/>
+        </w:rPr>
+      </w:pPr>
+      <w:bookmarkStart w:id="32" w:name="_Toc240580235"/>
+      <w:r>
+        <w:rPr>
+          <w:rFonts w:ascii="Times New Roman" w:hAnsi="Times New Roman" w:cs="Times New Roman"/>
+        </w:rPr>
+        <w:t xml:space="preserve">4. </w:t>
+      </w:r>
+      <w:r>
+        <w:rPr>
+          <w:rFonts w:ascii="Times New Roman" w:hAnsi="Times New Roman" w:cs="Times New Roman"/>
+        </w:rPr>
+        <w:t>Work Breakdown Structure &amp; Timeline</w:t>
+      </w:r>
+      <w:bookmarkEnd w:id="32"/>
+    </w:p>
+    <w:p>
+      <w:pPr>
+        <w:rPr>
+          <w:rFonts w:ascii="Times New Roman" w:hAnsi="Times New Roman" w:cs="Times New Roman"/>
+        </w:rPr>
+      </w:pPr>
+      <w:r>
+        <w:rPr>
+          <w:rFonts w:ascii="Times New Roman" w:hAnsi="Times New Roman" w:cs="Times New Roman"/>
+        </w:rPr>
+        <w:t xml:space="preserve">The work breakdown structure below organizes the </w:t>
+      </w:r>
+      <w:proofErr w:type="spellStart"/>
+      <w:r>
+        <w:rPr>
+          <w:rFonts w:ascii="Times New Roman" w:hAnsi="Times New Roman" w:cs="Times New Roman"/>
+        </w:rPr>
+        <w:t>LenuxParks</w:t>
+      </w:r>
+      <w:proofErr w:type="spellEnd"/>
+      <w:r>
+        <w:rPr>
+          <w:rFonts w:ascii="Times New Roman" w:hAnsi="Times New Roman" w:cs="Times New Roman"/>
+        </w:rPr>
+        <w:t xml:space="preserve"> project into its major components, including authentication, user and operator setup, garage monitoring, dashboards, payment processing, notifications and navigation, reporting, testing, and deployment. Each component is broken down into smaller tasks needed to complete it. The structure was built out </w:t>
+      </w:r>
+      <w:r>
+        <w:rPr>
+          <w:rFonts w:ascii="Times New Roman" w:hAnsi="Times New Roman" w:cs="Times New Roman"/>
+        </w:rPr>
+        <w:lastRenderedPageBreak/>
+        <w:t xml:space="preserve">in Microsoft Project, which also generated the Gantt chart shown below, mapping each task to a </w:t>
+      </w:r>
+      <w:r>
+        <w:rPr>
+          <w:noProof/>
+        </w:rPr>
+        <w:drawing>
+          <wp:anchor distT="0" distB="0" distL="114300" distR="114300" simplePos="0" relativeHeight="251658752" behindDoc="0" locked="0" layoutInCell="1" allowOverlap="1" wp14:anchorId="5AA92B57" wp14:editId="6242E033">
+            <wp:simplePos x="0" y="0"/>
+            <wp:positionH relativeFrom="margin">
+              <wp:align>left</wp:align>
+            </wp:positionH>
+            <wp:positionV relativeFrom="margin">
+              <wp:posOffset>561975</wp:posOffset>
+            </wp:positionV>
+            <wp:extent cx="5762625" cy="7780655"/>
+            <wp:effectExtent l="0" t="0" r="9525" b="0"/>
+            <wp:wrapTopAndBottom/>
+            <wp:docPr id="1856358423" name="Picture 2"/>
+            <wp:cNvGraphicFramePr>
+              <a:graphicFrameLocks xmlns:a="http://schemas.openxmlformats.org/drawingml/2006/main" noChangeAspect="1"/>
+            </wp:cNvGraphicFramePr>
+            <a:graphic xmlns:a="http://schemas.openxmlformats.org/drawingml/2006/main">
+              <a:graphicData uri="http://schemas.openxmlformats.org/drawingml/2006/picture">
+                <pic:pic xmlns:pic="http://schemas.openxmlformats.org/drawingml/2006/picture">
+                  <pic:nvPicPr>
+                    <pic:cNvPr id="0" name="Picture 2"/>
+                    <pic:cNvPicPr>
+                      <a:picLocks noChangeAspect="1" noChangeArrowheads="1"/>
+                    </pic:cNvPicPr>
+                  </pic:nvPicPr>
+                  <pic:blipFill>
+                    <a:blip r:embed="rId8">
+                      <a:extLst>
+                        <a:ext uri="{28A0092B-C50C-407E-A947-70E740481C1C}">
+                          <a14:useLocalDpi xmlns:a14="http://schemas.microsoft.com/office/drawing/2010/main" val="0"/>
+                        </a:ext>
+                      </a:extLst>
+                    </a:blip>
+                    <a:srcRect/>
+                    <a:stretch>
+                      <a:fillRect/>
+                    </a:stretch>
+                  </pic:blipFill>
+                  <pic:spPr bwMode="auto">
+                    <a:xfrm>
+                      <a:off x="0" y="0"/>
+                      <a:ext cx="5762625" cy="7780655"/>
+                    </a:xfrm>
+                    <a:prstGeom prst="rect">
+                      <a:avLst/>
+                    </a:prstGeom>
+                    <a:noFill/>
+                    <a:ln>
+                      <a:noFill/>
+                    </a:ln>
+                  </pic:spPr>
+                </pic:pic>
+              </a:graphicData>
+            </a:graphic>
+            <wp14:sizeRelH relativeFrom="margin">
+              <wp14:pctWidth>0</wp14:pctWidth>
+            </wp14:sizeRelH>
+            <wp14:sizeRelV relativeFrom="margin">
+              <wp14:pctHeight>0</wp14:pctHeight>
+            </wp14:sizeRelV>
+          </wp:anchor>
+        </w:drawing>
+      </w:r>
+      <w:r>
+        <w:rPr>
+          <w:rFonts w:ascii="Times New Roman" w:hAnsi="Times New Roman" w:cs="Times New Roman"/>
+        </w:rPr>
+        <w:t>start and finish date based on its dependencies.</w:t>
+      </w:r>
+    </w:p>
     <w:sectPr>
-      <w:headerReference w:type="default" r:id="rId8"/>
-      <w:footerReference w:type="default" r:id="rId9"/>
+      <w:headerReference w:type="default" r:id="rId9"/>
+      <w:footerReference w:type="default" r:id="rId10"/>
       <w:pgSz w:w="12240" w:h="15840" w:code="1"/>
       <w:pgMar w:top="1440" w:right="1440" w:bottom="1440" w:left="1440" w:header="720" w:footer="720" w:gutter="0"/>
       <w:cols w:space="720"/>

--- a/Homework 1 CIS 4374.docx
+++ b/Homework 1 CIS 4374.docx
@@ -4,7 +4,6 @@
   <w:body>
     <w:p>
       <w:pPr>
-        <w:jc w:val="center"/>
         <w:rPr>
           <w:rFonts w:ascii="Times New Roman" w:hAnsi="Times New Roman" w:cs="Times New Roman"/>
           <w:sz w:val="36"/>
@@ -3059,21 +3058,7 @@
         <w:rPr>
           <w:rFonts w:ascii="Times New Roman" w:hAnsi="Times New Roman" w:cs="Times New Roman"/>
         </w:rPr>
-        <w:t xml:space="preserve">ery few combine all </w:t>
-      </w:r>
-      <w:proofErr w:type="gramStart"/>
-      <w:r>
-        <w:rPr>
-          <w:rFonts w:ascii="Times New Roman" w:hAnsi="Times New Roman" w:cs="Times New Roman"/>
-        </w:rPr>
-        <w:t>three</w:t>
-      </w:r>
-      <w:proofErr w:type="gramEnd"/>
-      <w:r>
-        <w:rPr>
-          <w:rFonts w:ascii="Times New Roman" w:hAnsi="Times New Roman" w:cs="Times New Roman"/>
-        </w:rPr>
-        <w:t xml:space="preserve"> which is where the opportunity for Len</w:t>
+        <w:t>ery few combine all three which is where the opportunity for Len</w:t>
       </w:r>
       <w:r>
         <w:rPr>
@@ -3125,7 +3110,6 @@
           <w:rFonts w:ascii="Times New Roman" w:hAnsi="Times New Roman" w:cs="Times New Roman"/>
         </w:rPr>
       </w:pPr>
-      <w:proofErr w:type="spellStart"/>
       <w:r>
         <w:rPr>
           <w:rFonts w:ascii="Times New Roman" w:hAnsi="Times New Roman" w:cs="Times New Roman"/>
@@ -3134,32 +3118,13 @@
         </w:rPr>
         <w:t>SpotHero</w:t>
       </w:r>
-      <w:proofErr w:type="spellEnd"/>
       <w:r>
         <w:rPr>
           <w:rFonts w:ascii="Times New Roman" w:hAnsi="Times New Roman" w:cs="Times New Roman"/>
           <w:b/>
           <w:bCs/>
         </w:rPr>
-        <w:t xml:space="preserve"> / </w:t>
-      </w:r>
-      <w:proofErr w:type="spellStart"/>
-      <w:r>
-        <w:rPr>
-          <w:rFonts w:ascii="Times New Roman" w:hAnsi="Times New Roman" w:cs="Times New Roman"/>
-          <w:b/>
-          <w:bCs/>
-        </w:rPr>
-        <w:t>ParkWhiz</w:t>
-      </w:r>
-      <w:proofErr w:type="spellEnd"/>
-      <w:r>
-        <w:rPr>
-          <w:rFonts w:ascii="Times New Roman" w:hAnsi="Times New Roman" w:cs="Times New Roman"/>
-          <w:b/>
-          <w:bCs/>
-        </w:rPr>
-        <w:t>:</w:t>
+        <w:t xml:space="preserve"> / ParkWhiz:</w:t>
       </w:r>
       <w:r>
         <w:rPr>
@@ -3281,14 +3246,7 @@
         <w:rPr>
           <w:rFonts w:ascii="Times New Roman" w:hAnsi="Times New Roman" w:cs="Times New Roman"/>
         </w:rPr>
-        <w:t xml:space="preserve">This is widely used for </w:t>
-      </w:r>
-      <w:proofErr w:type="gramStart"/>
-      <w:r>
-        <w:rPr>
-          <w:rFonts w:ascii="Times New Roman" w:hAnsi="Times New Roman" w:cs="Times New Roman"/>
-        </w:rPr>
-        <w:t>on</w:t>
+        <w:t>This is widely used for on</w:t>
       </w:r>
       <w:r>
         <w:rPr>
@@ -3296,26 +3254,11 @@
         </w:rPr>
         <w:t>-street</w:t>
       </w:r>
-      <w:proofErr w:type="gramEnd"/>
-      <w:r>
-        <w:rPr>
-          <w:rFonts w:ascii="Times New Roman" w:hAnsi="Times New Roman" w:cs="Times New Roman"/>
-        </w:rPr>
-        <w:t xml:space="preserve"> and metered </w:t>
-      </w:r>
-      <w:proofErr w:type="gramStart"/>
-      <w:r>
-        <w:rPr>
-          <w:rFonts w:ascii="Times New Roman" w:hAnsi="Times New Roman" w:cs="Times New Roman"/>
-        </w:rPr>
-        <w:t>parking</w:t>
-      </w:r>
-      <w:proofErr w:type="gramEnd"/>
-      <w:r>
-        <w:rPr>
-          <w:rFonts w:ascii="Times New Roman" w:hAnsi="Times New Roman" w:cs="Times New Roman"/>
-        </w:rPr>
-        <w:t xml:space="preserve"> adopted by a lot of cities</w:t>
+      <w:r>
+        <w:rPr>
+          <w:rFonts w:ascii="Times New Roman" w:hAnsi="Times New Roman" w:cs="Times New Roman"/>
+        </w:rPr>
+        <w:t xml:space="preserve"> and metered parking adopted by a lot of cities</w:t>
       </w:r>
       <w:r>
         <w:rPr>
@@ -3327,21 +3270,7 @@
         <w:rPr>
           <w:rFonts w:ascii="Times New Roman" w:hAnsi="Times New Roman" w:cs="Times New Roman"/>
         </w:rPr>
-        <w:t xml:space="preserve"> but it's mainly </w:t>
-      </w:r>
-      <w:proofErr w:type="gramStart"/>
-      <w:r>
-        <w:rPr>
-          <w:rFonts w:ascii="Times New Roman" w:hAnsi="Times New Roman" w:cs="Times New Roman"/>
-        </w:rPr>
-        <w:t>pay</w:t>
-      </w:r>
-      <w:proofErr w:type="gramEnd"/>
-      <w:r>
-        <w:rPr>
-          <w:rFonts w:ascii="Times New Roman" w:hAnsi="Times New Roman" w:cs="Times New Roman"/>
-        </w:rPr>
-        <w:t xml:space="preserve"> by phone</w:t>
+        <w:t xml:space="preserve"> but it's mainly pay by phone</w:t>
       </w:r>
       <w:r>
         <w:rPr>
@@ -3527,41 +3456,13 @@
           <w:rFonts w:ascii="Times New Roman" w:hAnsi="Times New Roman" w:cs="Times New Roman"/>
         </w:rPr>
       </w:pPr>
-      <w:proofErr w:type="spellStart"/>
       <w:r>
         <w:rPr>
           <w:rFonts w:ascii="Times New Roman" w:hAnsi="Times New Roman" w:cs="Times New Roman"/>
           <w:b/>
           <w:bCs/>
         </w:rPr>
-        <w:t>Cleverciti</w:t>
-      </w:r>
-      <w:proofErr w:type="spellEnd"/>
-      <w:r>
-        <w:rPr>
-          <w:rFonts w:ascii="Times New Roman" w:hAnsi="Times New Roman" w:cs="Times New Roman"/>
-          <w:b/>
-          <w:bCs/>
-        </w:rPr>
-        <w:t xml:space="preserve"> / </w:t>
-      </w:r>
-      <w:proofErr w:type="spellStart"/>
-      <w:r>
-        <w:rPr>
-          <w:rFonts w:ascii="Times New Roman" w:hAnsi="Times New Roman" w:cs="Times New Roman"/>
-          <w:b/>
-          <w:bCs/>
-        </w:rPr>
-        <w:t>Nwave</w:t>
-      </w:r>
-      <w:proofErr w:type="spellEnd"/>
-      <w:r>
-        <w:rPr>
-          <w:rFonts w:ascii="Times New Roman" w:hAnsi="Times New Roman" w:cs="Times New Roman"/>
-          <w:b/>
-          <w:bCs/>
-        </w:rPr>
-        <w:t>:</w:t>
+        <w:t>Cleverciti / Nwave:</w:t>
       </w:r>
       <w:r>
         <w:rPr>
@@ -3573,27 +3474,13 @@
         <w:rPr>
           <w:rFonts w:ascii="Times New Roman" w:hAnsi="Times New Roman" w:cs="Times New Roman"/>
         </w:rPr>
-        <w:t xml:space="preserve">These use accurate real-time data used in physical </w:t>
-      </w:r>
-      <w:proofErr w:type="gramStart"/>
-      <w:r>
-        <w:rPr>
-          <w:rFonts w:ascii="Times New Roman" w:hAnsi="Times New Roman" w:cs="Times New Roman"/>
-        </w:rPr>
-        <w:t>sensors</w:t>
-      </w:r>
-      <w:r>
-        <w:rPr>
-          <w:rFonts w:ascii="Times New Roman" w:hAnsi="Times New Roman" w:cs="Times New Roman"/>
-        </w:rPr>
-        <w:t>, but</w:t>
-      </w:r>
-      <w:proofErr w:type="gramEnd"/>
-      <w:r>
-        <w:rPr>
-          <w:rFonts w:ascii="Times New Roman" w:hAnsi="Times New Roman" w:cs="Times New Roman"/>
-        </w:rPr>
-        <w:t xml:space="preserve"> are </w:t>
+        <w:t>These use accurate real-time data used in physical sensors</w:t>
+      </w:r>
+      <w:r>
+        <w:rPr>
+          <w:rFonts w:ascii="Times New Roman" w:hAnsi="Times New Roman" w:cs="Times New Roman"/>
+        </w:rPr>
+        <w:t xml:space="preserve">, but are </w:t>
       </w:r>
       <w:r>
         <w:rPr>
@@ -3707,25 +3594,7 @@
           <w:b/>
           <w:bCs/>
         </w:rPr>
-        <w:t xml:space="preserve">SKIDATA / TIBA/ </w:t>
-      </w:r>
-      <w:proofErr w:type="spellStart"/>
-      <w:r>
-        <w:rPr>
-          <w:rFonts w:ascii="Times New Roman" w:hAnsi="Times New Roman" w:cs="Times New Roman"/>
-          <w:b/>
-          <w:bCs/>
-        </w:rPr>
-        <w:t>Flowbird</w:t>
-      </w:r>
-      <w:proofErr w:type="spellEnd"/>
-      <w:r>
-        <w:rPr>
-          <w:rFonts w:ascii="Times New Roman" w:hAnsi="Times New Roman" w:cs="Times New Roman"/>
-          <w:b/>
-          <w:bCs/>
-        </w:rPr>
-        <w:t>:</w:t>
+        <w:t>SKIDATA / TIBA/ Flowbird:</w:t>
       </w:r>
       <w:r>
         <w:rPr>
@@ -3809,14 +3678,7 @@
         <w:rPr>
           <w:rFonts w:ascii="Times New Roman" w:hAnsi="Times New Roman" w:cs="Times New Roman"/>
         </w:rPr>
-        <w:t xml:space="preserve"> older systems with outdated interfaces like </w:t>
-      </w:r>
-      <w:proofErr w:type="gramStart"/>
-      <w:r>
-        <w:rPr>
-          <w:rFonts w:ascii="Times New Roman" w:hAnsi="Times New Roman" w:cs="Times New Roman"/>
-        </w:rPr>
-        <w:t>these</w:t>
+        <w:t xml:space="preserve"> older systems with outdated interfaces like these</w:t>
       </w:r>
       <w:r>
         <w:rPr>
@@ -3824,19 +3686,11 @@
         </w:rPr>
         <w:t>,</w:t>
       </w:r>
-      <w:proofErr w:type="gramEnd"/>
-      <w:r>
-        <w:rPr>
-          <w:rFonts w:ascii="Times New Roman" w:hAnsi="Times New Roman" w:cs="Times New Roman"/>
-        </w:rPr>
-        <w:t xml:space="preserve"> aren't </w:t>
-      </w:r>
-      <w:proofErr w:type="gramStart"/>
-      <w:r>
-        <w:rPr>
-          <w:rFonts w:ascii="Times New Roman" w:hAnsi="Times New Roman" w:cs="Times New Roman"/>
-        </w:rPr>
-        <w:t>b</w:t>
+      <w:r>
+        <w:rPr>
+          <w:rFonts w:ascii="Times New Roman" w:hAnsi="Times New Roman" w:cs="Times New Roman"/>
+        </w:rPr>
+        <w:t xml:space="preserve"> aren't b</w:t>
       </w:r>
       <w:r>
         <w:rPr>
@@ -3844,19 +3698,11 @@
         </w:rPr>
         <w:t>uilt</w:t>
       </w:r>
-      <w:proofErr w:type="gramEnd"/>
-      <w:r>
-        <w:rPr>
-          <w:rFonts w:ascii="Times New Roman" w:hAnsi="Times New Roman" w:cs="Times New Roman"/>
-        </w:rPr>
-        <w:t xml:space="preserve"> giving </w:t>
-      </w:r>
-      <w:proofErr w:type="gramStart"/>
-      <w:r>
-        <w:rPr>
-          <w:rFonts w:ascii="Times New Roman" w:hAnsi="Times New Roman" w:cs="Times New Roman"/>
-        </w:rPr>
-        <w:t>th</w:t>
+      <w:r>
+        <w:rPr>
+          <w:rFonts w:ascii="Times New Roman" w:hAnsi="Times New Roman" w:cs="Times New Roman"/>
+        </w:rPr>
+        <w:t xml:space="preserve"> giving th</w:t>
       </w:r>
       <w:r>
         <w:rPr>
@@ -3870,7 +3716,6 @@
         </w:rPr>
         <w:t xml:space="preserve"> driver experience</w:t>
       </w:r>
-      <w:proofErr w:type="gramEnd"/>
       <w:r>
         <w:rPr>
           <w:rFonts w:ascii="Times New Roman" w:hAnsi="Times New Roman" w:cs="Times New Roman"/>
@@ -4129,16 +3974,8 @@
         <w:rPr>
           <w:rFonts w:ascii="Times New Roman" w:hAnsi="Times New Roman" w:cs="Times New Roman"/>
         </w:rPr>
-        <w:t xml:space="preserve"> it had no idea what was </w:t>
-      </w:r>
-      <w:proofErr w:type="gramStart"/>
-      <w:r>
-        <w:rPr>
-          <w:rFonts w:ascii="Times New Roman" w:hAnsi="Times New Roman" w:cs="Times New Roman"/>
-        </w:rPr>
-        <w:t>actually open</w:t>
-      </w:r>
-      <w:proofErr w:type="gramEnd"/>
+        <w:t xml:space="preserve"> it had no idea what was actually open</w:t>
+      </w:r>
       <w:r>
         <w:rPr>
           <w:rFonts w:ascii="Times New Roman" w:hAnsi="Times New Roman" w:cs="Times New Roman"/>
@@ -4204,21 +4041,7 @@
         <w:rPr>
           <w:rFonts w:ascii="Times New Roman" w:hAnsi="Times New Roman" w:cs="Times New Roman"/>
         </w:rPr>
-        <w:t xml:space="preserve"> or managing a </w:t>
-      </w:r>
-      <w:proofErr w:type="gramStart"/>
-      <w:r>
-        <w:rPr>
-          <w:rFonts w:ascii="Times New Roman" w:hAnsi="Times New Roman" w:cs="Times New Roman"/>
-        </w:rPr>
-        <w:t>garage's</w:t>
-      </w:r>
-      <w:proofErr w:type="gramEnd"/>
-      <w:r>
-        <w:rPr>
-          <w:rFonts w:ascii="Times New Roman" w:hAnsi="Times New Roman" w:cs="Times New Roman"/>
-        </w:rPr>
-        <w:t xml:space="preserve"> pricing</w:t>
+        <w:t xml:space="preserve"> or managing a garage's pricing</w:t>
       </w:r>
       <w:r>
         <w:rPr>
@@ -4549,25 +4372,7 @@
           <w:b/>
           <w:bCs/>
         </w:rPr>
-        <w:t xml:space="preserve">In scope (Phase 1, primary </w:t>
-      </w:r>
-      <w:proofErr w:type="gramStart"/>
-      <w:r>
-        <w:rPr>
-          <w:rFonts w:ascii="Times New Roman" w:hAnsi="Times New Roman" w:cs="Times New Roman"/>
-          <w:b/>
-          <w:bCs/>
-        </w:rPr>
-        <w:t>deliverable</w:t>
-      </w:r>
-      <w:proofErr w:type="gramEnd"/>
-      <w:r>
-        <w:rPr>
-          <w:rFonts w:ascii="Times New Roman" w:hAnsi="Times New Roman" w:cs="Times New Roman"/>
-          <w:b/>
-          <w:bCs/>
-        </w:rPr>
-        <w:t>):</w:t>
+        <w:t>In scope (Phase 1, primary deliverable):</w:t>
       </w:r>
     </w:p>
     <w:p>
@@ -5909,27 +5714,13 @@
         <w:rPr>
           <w:rFonts w:ascii="Times New Roman" w:hAnsi="Times New Roman" w:cs="Times New Roman"/>
         </w:rPr>
-        <w:t xml:space="preserve">User filters or </w:t>
-      </w:r>
-      <w:proofErr w:type="gramStart"/>
-      <w:r>
-        <w:rPr>
-          <w:rFonts w:ascii="Times New Roman" w:hAnsi="Times New Roman" w:cs="Times New Roman"/>
-        </w:rPr>
-        <w:t>s</w:t>
-      </w:r>
-      <w:r>
-        <w:rPr>
-          <w:rFonts w:ascii="Times New Roman" w:hAnsi="Times New Roman" w:cs="Times New Roman"/>
-        </w:rPr>
-        <w:t>orts</w:t>
-      </w:r>
-      <w:proofErr w:type="gramEnd"/>
-      <w:r>
-        <w:rPr>
-          <w:rFonts w:ascii="Times New Roman" w:hAnsi="Times New Roman" w:cs="Times New Roman"/>
-        </w:rPr>
-        <w:t xml:space="preserve"> results.</w:t>
+        <w:t>User filters or s</w:t>
+      </w:r>
+      <w:r>
+        <w:rPr>
+          <w:rFonts w:ascii="Times New Roman" w:hAnsi="Times New Roman" w:cs="Times New Roman"/>
+        </w:rPr>
+        <w:t>orts results.</w:t>
       </w:r>
     </w:p>
     <w:p>
@@ -6127,21 +5918,7 @@
         <w:rPr>
           <w:rFonts w:ascii="Times New Roman" w:hAnsi="Times New Roman" w:cs="Times New Roman"/>
         </w:rPr>
-        <w:t xml:space="preserve">System holds </w:t>
-      </w:r>
-      <w:proofErr w:type="gramStart"/>
-      <w:r>
-        <w:rPr>
-          <w:rFonts w:ascii="Times New Roman" w:hAnsi="Times New Roman" w:cs="Times New Roman"/>
-        </w:rPr>
-        <w:t>the space</w:t>
-      </w:r>
-      <w:proofErr w:type="gramEnd"/>
-      <w:r>
-        <w:rPr>
-          <w:rFonts w:ascii="Times New Roman" w:hAnsi="Times New Roman" w:cs="Times New Roman"/>
-        </w:rPr>
-        <w:t>.</w:t>
+        <w:t>System holds the space.</w:t>
       </w:r>
     </w:p>
     <w:p>
@@ -6220,21 +5997,7 @@
         <w:rPr>
           <w:rFonts w:ascii="Times New Roman" w:hAnsi="Times New Roman" w:cs="Times New Roman"/>
         </w:rPr>
-        <w:t xml:space="preserve"> “As a driver, I need to reserve a spot ahead of </w:t>
-      </w:r>
-      <w:proofErr w:type="gramStart"/>
-      <w:r>
-        <w:rPr>
-          <w:rFonts w:ascii="Times New Roman" w:hAnsi="Times New Roman" w:cs="Times New Roman"/>
-        </w:rPr>
-        <w:t>time</w:t>
-      </w:r>
-      <w:proofErr w:type="gramEnd"/>
-      <w:r>
-        <w:rPr>
-          <w:rFonts w:ascii="Times New Roman" w:hAnsi="Times New Roman" w:cs="Times New Roman"/>
-        </w:rPr>
-        <w:t xml:space="preserve"> so I know I'll have parking when I arrive.</w:t>
+        <w:t xml:space="preserve"> “As a driver, I need to reserve a spot ahead of time so I know I'll have parking when I arrive.</w:t>
       </w:r>
       <w:r>
         <w:rPr>
@@ -6350,19 +6113,11 @@
           <w:rFonts w:ascii="Times New Roman" w:hAnsi="Times New Roman" w:cs="Times New Roman"/>
         </w:rPr>
       </w:pPr>
-      <w:proofErr w:type="gramStart"/>
-      <w:r>
-        <w:rPr>
-          <w:rFonts w:ascii="Times New Roman" w:hAnsi="Times New Roman" w:cs="Times New Roman"/>
-        </w:rPr>
-        <w:t>User</w:t>
-      </w:r>
-      <w:proofErr w:type="gramEnd"/>
-      <w:r>
-        <w:rPr>
-          <w:rFonts w:ascii="Times New Roman" w:hAnsi="Times New Roman" w:cs="Times New Roman"/>
-        </w:rPr>
-        <w:t xml:space="preserve"> select a payment method.</w:t>
+      <w:r>
+        <w:rPr>
+          <w:rFonts w:ascii="Times New Roman" w:hAnsi="Times New Roman" w:cs="Times New Roman"/>
+        </w:rPr>
+        <w:t>User select a payment method.</w:t>
       </w:r>
     </w:p>
     <w:p>
@@ -6398,16 +6153,8 @@
         <w:rPr>
           <w:rFonts w:ascii="Times New Roman" w:hAnsi="Times New Roman" w:cs="Times New Roman"/>
         </w:rPr>
-        <w:t xml:space="preserve">Provider returns </w:t>
-      </w:r>
-      <w:proofErr w:type="gramStart"/>
-      <w:r>
-        <w:rPr>
-          <w:rFonts w:ascii="Times New Roman" w:hAnsi="Times New Roman" w:cs="Times New Roman"/>
-        </w:rPr>
-        <w:t>a result</w:t>
-      </w:r>
-      <w:proofErr w:type="gramEnd"/>
+        <w:t>Provider returns a result</w:t>
+      </w:r>
       <w:r>
         <w:rPr>
           <w:rFonts w:ascii="Times New Roman" w:hAnsi="Times New Roman" w:cs="Times New Roman"/>
@@ -6478,21 +6225,7 @@
         <w:rPr>
           <w:rFonts w:ascii="Times New Roman" w:hAnsi="Times New Roman" w:cs="Times New Roman"/>
         </w:rPr>
-        <w:t xml:space="preserve"> “As a driver, I need to pay for my parking directly in the </w:t>
-      </w:r>
-      <w:proofErr w:type="gramStart"/>
-      <w:r>
-        <w:rPr>
-          <w:rFonts w:ascii="Times New Roman" w:hAnsi="Times New Roman" w:cs="Times New Roman"/>
-        </w:rPr>
-        <w:t>app</w:t>
-      </w:r>
-      <w:proofErr w:type="gramEnd"/>
-      <w:r>
-        <w:rPr>
-          <w:rFonts w:ascii="Times New Roman" w:hAnsi="Times New Roman" w:cs="Times New Roman"/>
-        </w:rPr>
-        <w:t xml:space="preserve"> so I don't have to deal with cash or a separate kiosk</w:t>
+        <w:t xml:space="preserve"> “As a driver, I need to pay for my parking directly in the app so I don't have to deal with cash or a separate kiosk</w:t>
       </w:r>
       <w:r>
         <w:rPr>
@@ -7484,21 +7217,7 @@
         <w:rPr>
           <w:rFonts w:ascii="Times New Roman" w:hAnsi="Times New Roman" w:cs="Times New Roman"/>
         </w:rPr>
-        <w:t xml:space="preserve">“As a parking facility operator, I need to update my pricing and availability in one </w:t>
-      </w:r>
-      <w:proofErr w:type="gramStart"/>
-      <w:r>
-        <w:rPr>
-          <w:rFonts w:ascii="Times New Roman" w:hAnsi="Times New Roman" w:cs="Times New Roman"/>
-        </w:rPr>
-        <w:t>place</w:t>
-      </w:r>
-      <w:proofErr w:type="gramEnd"/>
-      <w:r>
-        <w:rPr>
-          <w:rFonts w:ascii="Times New Roman" w:hAnsi="Times New Roman" w:cs="Times New Roman"/>
-        </w:rPr>
-        <w:t xml:space="preserve"> so drivers always see accurate information.</w:t>
+        <w:t>“As a parking facility operator, I need to update my pricing and availability in one place so drivers always see accurate information.</w:t>
       </w:r>
       <w:r>
         <w:rPr>
@@ -7984,21 +7703,7 @@
         <w:rPr>
           <w:rFonts w:ascii="Times New Roman" w:hAnsi="Times New Roman" w:cs="Times New Roman"/>
         </w:rPr>
-        <w:t xml:space="preserve">Operator uses the trend to </w:t>
-      </w:r>
-      <w:proofErr w:type="gramStart"/>
-      <w:r>
-        <w:rPr>
-          <w:rFonts w:ascii="Times New Roman" w:hAnsi="Times New Roman" w:cs="Times New Roman"/>
-        </w:rPr>
-        <w:t>make a decision</w:t>
-      </w:r>
-      <w:proofErr w:type="gramEnd"/>
-      <w:r>
-        <w:rPr>
-          <w:rFonts w:ascii="Times New Roman" w:hAnsi="Times New Roman" w:cs="Times New Roman"/>
-        </w:rPr>
-        <w:t>, such as lowering evening pric</w:t>
+        <w:t>Operator uses the trend to make a decision, such as lowering evening pric</w:t>
       </w:r>
       <w:r>
         <w:rPr>
@@ -9527,21 +9232,13 @@
         <w:rPr>
           <w:rFonts w:ascii="Times New Roman" w:hAnsi="Times New Roman" w:cs="Times New Roman"/>
         </w:rPr>
-        <w:t xml:space="preserve">The work breakdown structure below organizes the </w:t>
-      </w:r>
-      <w:proofErr w:type="spellStart"/>
-      <w:r>
-        <w:rPr>
-          <w:rFonts w:ascii="Times New Roman" w:hAnsi="Times New Roman" w:cs="Times New Roman"/>
-        </w:rPr>
-        <w:t>LenuxParks</w:t>
-      </w:r>
-      <w:proofErr w:type="spellEnd"/>
-      <w:r>
-        <w:rPr>
-          <w:rFonts w:ascii="Times New Roman" w:hAnsi="Times New Roman" w:cs="Times New Roman"/>
-        </w:rPr>
-        <w:t xml:space="preserve"> project into its major components, including authentication, user and operator setup, garage monitoring, dashboards, payment processing, notifications and navigation, reporting, testing, and deployment. Each component is broken down into smaller tasks needed to complete it. The structure was built out </w:t>
+        <w:t>The work breakdown structure below organizes the LenuxParks project into its major components, including authentication, user and operator setup, garage monitoring, dashboards, payment processing, notifications and navigation, reporting, testing, and deployment. Each component is broken down into smaller tasks needed to complete it. The structure was built out</w:t>
+      </w:r>
+      <w:r>
+        <w:rPr>
+          <w:rFonts w:ascii="Times New Roman" w:hAnsi="Times New Roman" w:cs="Times New Roman"/>
+        </w:rPr>
+        <w:t xml:space="preserve"> </w:t>
       </w:r>
       <w:r>
         <w:rPr>
@@ -9555,17 +9252,17 @@
           <w:noProof/>
         </w:rPr>
         <w:drawing>
-          <wp:anchor distT="0" distB="0" distL="114300" distR="114300" simplePos="0" relativeHeight="251658752" behindDoc="0" locked="0" layoutInCell="1" allowOverlap="1" wp14:anchorId="5AA92B57" wp14:editId="6242E033">
+          <wp:anchor distT="0" distB="0" distL="114300" distR="114300" simplePos="0" relativeHeight="251658752" behindDoc="0" locked="0" layoutInCell="1" allowOverlap="1" wp14:anchorId="5AA92B57" wp14:editId="30484007">
             <wp:simplePos x="0" y="0"/>
             <wp:positionH relativeFrom="margin">
-              <wp:align>left</wp:align>
+              <wp:posOffset>-109855</wp:posOffset>
             </wp:positionH>
             <wp:positionV relativeFrom="margin">
-              <wp:posOffset>561975</wp:posOffset>
+              <wp:align>bottom</wp:align>
             </wp:positionV>
             <wp:extent cx="5762625" cy="7780655"/>
             <wp:effectExtent l="0" t="0" r="9525" b="0"/>
-            <wp:wrapTopAndBottom/>
+            <wp:wrapNone/>
             <wp:docPr id="1856358423" name="Picture 2"/>
             <wp:cNvGraphicFramePr>
               <a:graphicFrameLocks xmlns:a="http://schemas.openxmlformats.org/drawingml/2006/main" noChangeAspect="1"/>
@@ -9624,9 +9321,585 @@
         <w:t>start and finish date based on its dependencies.</w:t>
       </w:r>
     </w:p>
+    <w:p>
+      <w:pPr>
+        <w:rPr>
+          <w:rFonts w:ascii="Times New Roman" w:hAnsi="Times New Roman" w:cs="Times New Roman"/>
+        </w:rPr>
+      </w:pPr>
+    </w:p>
+    <w:p>
+      <w:pPr>
+        <w:rPr>
+          <w:rFonts w:ascii="Times New Roman" w:hAnsi="Times New Roman" w:cs="Times New Roman"/>
+        </w:rPr>
+      </w:pPr>
+    </w:p>
+    <w:p>
+      <w:pPr>
+        <w:rPr>
+          <w:rFonts w:ascii="Times New Roman" w:hAnsi="Times New Roman" w:cs="Times New Roman"/>
+        </w:rPr>
+      </w:pPr>
+    </w:p>
+    <w:p>
+      <w:pPr>
+        <w:rPr>
+          <w:rFonts w:ascii="Times New Roman" w:hAnsi="Times New Roman" w:cs="Times New Roman"/>
+        </w:rPr>
+      </w:pPr>
+    </w:p>
+    <w:p>
+      <w:pPr>
+        <w:rPr>
+          <w:rFonts w:ascii="Times New Roman" w:hAnsi="Times New Roman" w:cs="Times New Roman"/>
+        </w:rPr>
+      </w:pPr>
+    </w:p>
+    <w:p>
+      <w:pPr>
+        <w:rPr>
+          <w:rFonts w:ascii="Times New Roman" w:hAnsi="Times New Roman" w:cs="Times New Roman"/>
+        </w:rPr>
+      </w:pPr>
+    </w:p>
+    <w:p>
+      <w:pPr>
+        <w:rPr>
+          <w:rFonts w:ascii="Times New Roman" w:hAnsi="Times New Roman" w:cs="Times New Roman"/>
+        </w:rPr>
+      </w:pPr>
+    </w:p>
+    <w:p>
+      <w:pPr>
+        <w:rPr>
+          <w:rFonts w:ascii="Times New Roman" w:hAnsi="Times New Roman" w:cs="Times New Roman"/>
+        </w:rPr>
+      </w:pPr>
+    </w:p>
+    <w:p>
+      <w:pPr>
+        <w:rPr>
+          <w:rFonts w:ascii="Times New Roman" w:hAnsi="Times New Roman" w:cs="Times New Roman"/>
+        </w:rPr>
+      </w:pPr>
+    </w:p>
+    <w:p>
+      <w:pPr>
+        <w:rPr>
+          <w:rFonts w:ascii="Times New Roman" w:hAnsi="Times New Roman" w:cs="Times New Roman"/>
+        </w:rPr>
+      </w:pPr>
+    </w:p>
+    <w:p>
+      <w:pPr>
+        <w:rPr>
+          <w:rFonts w:ascii="Times New Roman" w:hAnsi="Times New Roman" w:cs="Times New Roman"/>
+        </w:rPr>
+      </w:pPr>
+    </w:p>
+    <w:p>
+      <w:pPr>
+        <w:rPr>
+          <w:rFonts w:ascii="Times New Roman" w:hAnsi="Times New Roman" w:cs="Times New Roman"/>
+        </w:rPr>
+      </w:pPr>
+    </w:p>
+    <w:p>
+      <w:pPr>
+        <w:rPr>
+          <w:rFonts w:ascii="Times New Roman" w:hAnsi="Times New Roman" w:cs="Times New Roman"/>
+        </w:rPr>
+      </w:pPr>
+    </w:p>
+    <w:p>
+      <w:pPr>
+        <w:rPr>
+          <w:rFonts w:ascii="Times New Roman" w:hAnsi="Times New Roman" w:cs="Times New Roman"/>
+        </w:rPr>
+      </w:pPr>
+    </w:p>
+    <w:p>
+      <w:pPr>
+        <w:rPr>
+          <w:rFonts w:ascii="Times New Roman" w:hAnsi="Times New Roman" w:cs="Times New Roman"/>
+        </w:rPr>
+      </w:pPr>
+    </w:p>
+    <w:p>
+      <w:pPr>
+        <w:rPr>
+          <w:rFonts w:ascii="Times New Roman" w:hAnsi="Times New Roman" w:cs="Times New Roman"/>
+        </w:rPr>
+      </w:pPr>
+    </w:p>
+    <w:p>
+      <w:pPr>
+        <w:rPr>
+          <w:rFonts w:ascii="Times New Roman" w:hAnsi="Times New Roman" w:cs="Times New Roman"/>
+        </w:rPr>
+      </w:pPr>
+    </w:p>
+    <w:p>
+      <w:pPr>
+        <w:rPr>
+          <w:rFonts w:ascii="Times New Roman" w:hAnsi="Times New Roman" w:cs="Times New Roman"/>
+        </w:rPr>
+      </w:pPr>
+    </w:p>
+    <w:p>
+      <w:pPr>
+        <w:rPr>
+          <w:rFonts w:ascii="Times New Roman" w:hAnsi="Times New Roman" w:cs="Times New Roman"/>
+        </w:rPr>
+      </w:pPr>
+    </w:p>
+    <w:p>
+      <w:pPr>
+        <w:rPr>
+          <w:rFonts w:ascii="Times New Roman" w:hAnsi="Times New Roman" w:cs="Times New Roman"/>
+        </w:rPr>
+      </w:pPr>
+    </w:p>
+    <w:p>
+      <w:pPr>
+        <w:rPr>
+          <w:rFonts w:ascii="Times New Roman" w:hAnsi="Times New Roman" w:cs="Times New Roman"/>
+        </w:rPr>
+      </w:pPr>
+    </w:p>
+    <w:p>
+      <w:pPr>
+        <w:rPr>
+          <w:rFonts w:ascii="Times New Roman" w:hAnsi="Times New Roman" w:cs="Times New Roman"/>
+        </w:rPr>
+      </w:pPr>
+    </w:p>
+    <w:p>
+      <w:pPr>
+        <w:rPr>
+          <w:rFonts w:ascii="Times New Roman" w:hAnsi="Times New Roman" w:cs="Times New Roman"/>
+        </w:rPr>
+      </w:pPr>
+    </w:p>
+    <w:p>
+      <w:pPr>
+        <w:rPr>
+          <w:rFonts w:ascii="Times New Roman" w:hAnsi="Times New Roman" w:cs="Times New Roman"/>
+        </w:rPr>
+      </w:pPr>
+    </w:p>
+    <w:p>
+      <w:pPr>
+        <w:rPr>
+          <w:rFonts w:ascii="Times New Roman" w:hAnsi="Times New Roman" w:cs="Times New Roman"/>
+        </w:rPr>
+      </w:pPr>
+    </w:p>
+    <w:p>
+      <w:pPr>
+        <w:pStyle w:val="Heading1"/>
+        <w:rPr>
+          <w:rFonts w:ascii="Times New Roman" w:hAnsi="Times New Roman" w:cs="Times New Roman"/>
+        </w:rPr>
+      </w:pPr>
+      <w:r>
+        <w:rPr>
+          <w:rFonts w:ascii="Times New Roman" w:hAnsi="Times New Roman" w:cs="Times New Roman"/>
+        </w:rPr>
+        <w:lastRenderedPageBreak/>
+        <w:t>5. Sprint 1 Backlog and Planning</w:t>
+      </w:r>
+    </w:p>
+    <w:p>
+      <w:pPr>
+        <w:rPr>
+          <w:rFonts w:ascii="Times New Roman" w:hAnsi="Times New Roman" w:cs="Times New Roman"/>
+        </w:rPr>
+      </w:pPr>
+      <w:r>
+        <w:rPr>
+          <w:rFonts w:ascii="Times New Roman" w:hAnsi="Times New Roman" w:cs="Times New Roman"/>
+        </w:rPr>
+        <w:t>The product backlog for LenuxParks was built out in Jira, organized into four epics: Login, UI, Backend Processes, and Reporting, covering 47 backlog items total across both driver-facing and operator-facing functionality. Sprint 1 was planned around the foundational work the rest of the system depends on, including secure registration and login, core login and dashboard screens, and early backend services such as authentication, session management, facility onboarding, and occupancy data ingestion.</w:t>
+      </w:r>
+    </w:p>
+    <w:p>
+      <w:pPr>
+        <w:rPr>
+          <w:rFonts w:ascii="Times New Roman" w:hAnsi="Times New Roman" w:cs="Times New Roman"/>
+        </w:rPr>
+      </w:pPr>
+      <w:r>
+        <w:rPr>
+          <w:rFonts w:ascii="Times New Roman" w:hAnsi="Times New Roman" w:cs="Times New Roman"/>
+          <w:noProof/>
+        </w:rPr>
+        <w:drawing>
+          <wp:anchor distT="0" distB="0" distL="114300" distR="114300" simplePos="0" relativeHeight="251659776" behindDoc="0" locked="0" layoutInCell="1" allowOverlap="1" wp14:anchorId="778D8603" wp14:editId="2DC1E36E">
+            <wp:simplePos x="0" y="0"/>
+            <wp:positionH relativeFrom="column">
+              <wp:posOffset>0</wp:posOffset>
+            </wp:positionH>
+            <wp:positionV relativeFrom="page">
+              <wp:posOffset>2619375</wp:posOffset>
+            </wp:positionV>
+            <wp:extent cx="5943600" cy="3542665"/>
+            <wp:effectExtent l="0" t="0" r="0" b="635"/>
+            <wp:wrapNone/>
+            <wp:docPr id="774355468" name="Picture 1"/>
+            <wp:cNvGraphicFramePr>
+              <a:graphicFrameLocks xmlns:a="http://schemas.openxmlformats.org/drawingml/2006/main" noChangeAspect="1"/>
+            </wp:cNvGraphicFramePr>
+            <a:graphic xmlns:a="http://schemas.openxmlformats.org/drawingml/2006/main">
+              <a:graphicData uri="http://schemas.openxmlformats.org/drawingml/2006/picture">
+                <pic:pic xmlns:pic="http://schemas.openxmlformats.org/drawingml/2006/picture">
+                  <pic:nvPicPr>
+                    <pic:cNvPr id="0" name="Picture 1"/>
+                    <pic:cNvPicPr>
+                      <a:picLocks noChangeAspect="1" noChangeArrowheads="1"/>
+                    </pic:cNvPicPr>
+                  </pic:nvPicPr>
+                  <pic:blipFill>
+                    <a:blip r:embed="rId9" cstate="print">
+                      <a:extLst>
+                        <a:ext uri="{28A0092B-C50C-407E-A947-70E740481C1C}">
+                          <a14:useLocalDpi xmlns:a14="http://schemas.microsoft.com/office/drawing/2010/main" val="0"/>
+                        </a:ext>
+                      </a:extLst>
+                    </a:blip>
+                    <a:srcRect/>
+                    <a:stretch>
+                      <a:fillRect/>
+                    </a:stretch>
+                  </pic:blipFill>
+                  <pic:spPr bwMode="auto">
+                    <a:xfrm>
+                      <a:off x="0" y="0"/>
+                      <a:ext cx="5943600" cy="3542665"/>
+                    </a:xfrm>
+                    <a:prstGeom prst="rect">
+                      <a:avLst/>
+                    </a:prstGeom>
+                    <a:noFill/>
+                    <a:ln>
+                      <a:noFill/>
+                    </a:ln>
+                  </pic:spPr>
+                </pic:pic>
+              </a:graphicData>
+            </a:graphic>
+          </wp:anchor>
+        </w:drawing>
+      </w:r>
+    </w:p>
+    <w:p>
+      <w:pPr>
+        <w:rPr>
+          <w:rFonts w:ascii="Times New Roman" w:hAnsi="Times New Roman" w:cs="Times New Roman"/>
+        </w:rPr>
+      </w:pPr>
+    </w:p>
+    <w:p>
+      <w:pPr>
+        <w:rPr>
+          <w:rFonts w:ascii="Times New Roman" w:hAnsi="Times New Roman" w:cs="Times New Roman"/>
+        </w:rPr>
+      </w:pPr>
+    </w:p>
+    <w:p>
+      <w:pPr>
+        <w:rPr>
+          <w:rFonts w:ascii="Times New Roman" w:hAnsi="Times New Roman" w:cs="Times New Roman"/>
+        </w:rPr>
+      </w:pPr>
+    </w:p>
+    <w:p>
+      <w:pPr>
+        <w:rPr>
+          <w:rFonts w:ascii="Times New Roman" w:hAnsi="Times New Roman" w:cs="Times New Roman"/>
+        </w:rPr>
+      </w:pPr>
+    </w:p>
+    <w:p>
+      <w:pPr>
+        <w:rPr>
+          <w:rFonts w:ascii="Times New Roman" w:hAnsi="Times New Roman" w:cs="Times New Roman"/>
+        </w:rPr>
+      </w:pPr>
+    </w:p>
+    <w:p>
+      <w:pPr>
+        <w:rPr>
+          <w:rFonts w:ascii="Times New Roman" w:hAnsi="Times New Roman" w:cs="Times New Roman"/>
+        </w:rPr>
+      </w:pPr>
+    </w:p>
+    <w:p>
+      <w:pPr>
+        <w:rPr>
+          <w:rFonts w:ascii="Times New Roman" w:hAnsi="Times New Roman" w:cs="Times New Roman"/>
+        </w:rPr>
+      </w:pPr>
+    </w:p>
+    <w:p>
+      <w:pPr>
+        <w:rPr>
+          <w:rFonts w:ascii="Times New Roman" w:hAnsi="Times New Roman" w:cs="Times New Roman"/>
+        </w:rPr>
+      </w:pPr>
+    </w:p>
+    <w:p>
+      <w:pPr>
+        <w:rPr>
+          <w:rFonts w:ascii="Times New Roman" w:hAnsi="Times New Roman" w:cs="Times New Roman"/>
+        </w:rPr>
+      </w:pPr>
+    </w:p>
+    <w:p>
+      <w:pPr>
+        <w:rPr>
+          <w:rFonts w:ascii="Times New Roman" w:hAnsi="Times New Roman" w:cs="Times New Roman"/>
+        </w:rPr>
+      </w:pPr>
+    </w:p>
+    <w:p>
+      <w:pPr>
+        <w:rPr>
+          <w:rFonts w:ascii="Times New Roman" w:hAnsi="Times New Roman" w:cs="Times New Roman"/>
+        </w:rPr>
+      </w:pPr>
+    </w:p>
+    <w:p>
+      <w:pPr>
+        <w:pStyle w:val="Heading1"/>
+        <w:rPr>
+          <w:rFonts w:ascii="Times New Roman" w:hAnsi="Times New Roman" w:cs="Times New Roman"/>
+        </w:rPr>
+      </w:pPr>
+      <w:r>
+        <w:rPr>
+          <w:rFonts w:ascii="Times New Roman" w:hAnsi="Times New Roman" w:cs="Times New Roman"/>
+        </w:rPr>
+        <w:t>6. Risk Register</w:t>
+      </w:r>
+    </w:p>
+    <w:p>
+      <w:pPr>
+        <w:rPr>
+          <w:rFonts w:ascii="Times New Roman" w:hAnsi="Times New Roman" w:cs="Times New Roman"/>
+        </w:rPr>
+      </w:pPr>
+      <w:r>
+        <w:rPr>
+          <w:rFonts w:ascii="Times New Roman" w:hAnsi="Times New Roman" w:cs="Times New Roman"/>
+        </w:rPr>
+        <w:t>Risk management for LenuxParks was approached by first identifying risks across four categories: technical, schedule, financial, and people. Each risk was then scored based on its probability of occurring and the impact it would have if it did, using a 1 to 5 scale for each. Multiplying probability by impact gives a risk score, which determines the risk level (Low, Medium, or High) and helps prioritize which risks need the most attention. Each risk also includes an assigned owner and a response strategy, following four standard approaches: avoid, mitigate, transfer, or accept. The full register, including all sixteen identified risks, is shown below.</w:t>
+      </w:r>
+    </w:p>
+    <w:p>
+      <w:pPr>
+        <w:rPr>
+          <w:rFonts w:ascii="Times New Roman" w:hAnsi="Times New Roman" w:cs="Times New Roman"/>
+        </w:rPr>
+      </w:pPr>
+    </w:p>
+    <w:p>
+      <w:pPr>
+        <w:rPr>
+          <w:rFonts w:ascii="Times New Roman" w:hAnsi="Times New Roman" w:cs="Times New Roman"/>
+        </w:rPr>
+      </w:pPr>
+    </w:p>
+    <w:p>
+      <w:pPr>
+        <w:rPr>
+          <w:rFonts w:ascii="Times New Roman" w:hAnsi="Times New Roman" w:cs="Times New Roman"/>
+        </w:rPr>
+      </w:pPr>
+      <w:r>
+        <w:rPr>
+          <w:rFonts w:ascii="Times New Roman" w:hAnsi="Times New Roman" w:cs="Times New Roman"/>
+          <w:noProof/>
+        </w:rPr>
+        <w:lastRenderedPageBreak/>
+        <w:drawing>
+          <wp:anchor distT="0" distB="0" distL="114300" distR="114300" simplePos="0" relativeHeight="251660800" behindDoc="0" locked="0" layoutInCell="1" allowOverlap="1" wp14:anchorId="20EE95F5" wp14:editId="3A53D599">
+            <wp:simplePos x="0" y="0"/>
+            <wp:positionH relativeFrom="margin">
+              <wp:posOffset>-317169</wp:posOffset>
+            </wp:positionH>
+            <wp:positionV relativeFrom="margin">
+              <wp:posOffset>-58696</wp:posOffset>
+            </wp:positionV>
+            <wp:extent cx="6781757" cy="3444495"/>
+            <wp:effectExtent l="0" t="0" r="635" b="3810"/>
+            <wp:wrapNone/>
+            <wp:docPr id="1552977209" name="Picture 1"/>
+            <wp:cNvGraphicFramePr>
+              <a:graphicFrameLocks xmlns:a="http://schemas.openxmlformats.org/drawingml/2006/main" noChangeAspect="1"/>
+            </wp:cNvGraphicFramePr>
+            <a:graphic xmlns:a="http://schemas.openxmlformats.org/drawingml/2006/main">
+              <a:graphicData uri="http://schemas.openxmlformats.org/drawingml/2006/picture">
+                <pic:pic xmlns:pic="http://schemas.openxmlformats.org/drawingml/2006/picture">
+                  <pic:nvPicPr>
+                    <pic:cNvPr id="1552977209" name=""/>
+                    <pic:cNvPicPr/>
+                  </pic:nvPicPr>
+                  <pic:blipFill>
+                    <a:blip r:embed="rId10" cstate="print">
+                      <a:extLst>
+                        <a:ext uri="{28A0092B-C50C-407E-A947-70E740481C1C}">
+                          <a14:useLocalDpi xmlns:a14="http://schemas.microsoft.com/office/drawing/2010/main" val="0"/>
+                        </a:ext>
+                      </a:extLst>
+                    </a:blip>
+                    <a:stretch>
+                      <a:fillRect/>
+                    </a:stretch>
+                  </pic:blipFill>
+                  <pic:spPr>
+                    <a:xfrm>
+                      <a:off x="0" y="0"/>
+                      <a:ext cx="6781757" cy="3444495"/>
+                    </a:xfrm>
+                    <a:prstGeom prst="rect">
+                      <a:avLst/>
+                    </a:prstGeom>
+                  </pic:spPr>
+                </pic:pic>
+              </a:graphicData>
+            </a:graphic>
+            <wp14:sizeRelH relativeFrom="margin">
+              <wp14:pctWidth>0</wp14:pctWidth>
+            </wp14:sizeRelH>
+            <wp14:sizeRelV relativeFrom="margin">
+              <wp14:pctHeight>0</wp14:pctHeight>
+            </wp14:sizeRelV>
+          </wp:anchor>
+        </w:drawing>
+      </w:r>
+    </w:p>
+    <w:p>
+      <w:pPr>
+        <w:rPr>
+          <w:rFonts w:ascii="Times New Roman" w:hAnsi="Times New Roman" w:cs="Times New Roman"/>
+        </w:rPr>
+      </w:pPr>
+    </w:p>
+    <w:p>
+      <w:pPr>
+        <w:rPr>
+          <w:rFonts w:ascii="Times New Roman" w:hAnsi="Times New Roman" w:cs="Times New Roman"/>
+        </w:rPr>
+      </w:pPr>
+    </w:p>
+    <w:p>
+      <w:pPr>
+        <w:rPr>
+          <w:rFonts w:ascii="Times New Roman" w:hAnsi="Times New Roman" w:cs="Times New Roman"/>
+        </w:rPr>
+      </w:pPr>
+    </w:p>
+    <w:p>
+      <w:pPr>
+        <w:rPr>
+          <w:rFonts w:ascii="Times New Roman" w:hAnsi="Times New Roman" w:cs="Times New Roman"/>
+        </w:rPr>
+      </w:pPr>
+    </w:p>
+    <w:p>
+      <w:pPr>
+        <w:rPr>
+          <w:rFonts w:ascii="Times New Roman" w:hAnsi="Times New Roman" w:cs="Times New Roman"/>
+        </w:rPr>
+      </w:pPr>
+    </w:p>
+    <w:p>
+      <w:pPr>
+        <w:rPr>
+          <w:rFonts w:ascii="Times New Roman" w:hAnsi="Times New Roman" w:cs="Times New Roman"/>
+        </w:rPr>
+      </w:pPr>
+    </w:p>
+    <w:p>
+      <w:pPr>
+        <w:rPr>
+          <w:rFonts w:ascii="Times New Roman" w:hAnsi="Times New Roman" w:cs="Times New Roman"/>
+        </w:rPr>
+      </w:pPr>
+    </w:p>
+    <w:p>
+      <w:pPr>
+        <w:rPr>
+          <w:rFonts w:ascii="Times New Roman" w:hAnsi="Times New Roman" w:cs="Times New Roman"/>
+        </w:rPr>
+      </w:pPr>
+    </w:p>
+    <w:p>
+      <w:pPr>
+        <w:rPr>
+          <w:rFonts w:ascii="Times New Roman" w:hAnsi="Times New Roman" w:cs="Times New Roman"/>
+        </w:rPr>
+      </w:pPr>
+    </w:p>
+    <w:p>
+      <w:pPr>
+        <w:rPr>
+          <w:rFonts w:ascii="Times New Roman" w:hAnsi="Times New Roman" w:cs="Times New Roman"/>
+        </w:rPr>
+      </w:pPr>
+    </w:p>
+    <w:p>
+      <w:pPr>
+        <w:rPr>
+          <w:rFonts w:ascii="Times New Roman" w:hAnsi="Times New Roman" w:cs="Times New Roman"/>
+        </w:rPr>
+      </w:pPr>
+    </w:p>
+    <w:p>
+      <w:pPr>
+        <w:pStyle w:val="Heading1"/>
+        <w:rPr>
+          <w:rFonts w:ascii="Times New Roman" w:hAnsi="Times New Roman" w:cs="Times New Roman"/>
+        </w:rPr>
+      </w:pPr>
+      <w:r>
+        <w:rPr>
+          <w:rFonts w:ascii="Times New Roman" w:hAnsi="Times New Roman" w:cs="Times New Roman"/>
+        </w:rPr>
+        <w:t>7. Communication Plan</w:t>
+      </w:r>
+    </w:p>
+    <w:p>
+      <w:pPr>
+        <w:rPr>
+          <w:rFonts w:ascii="Times New Roman" w:hAnsi="Times New Roman" w:cs="Times New Roman"/>
+        </w:rPr>
+      </w:pPr>
+      <w:r>
+        <w:rPr>
+          <w:rFonts w:ascii="Times New Roman" w:hAnsi="Times New Roman" w:cs="Times New Roman"/>
+        </w:rPr>
+        <w:t>A communication plan was put together to define how the LenuxParks team stays coordinated throughout the project. The team is intentionally kept small, six members total, covering project management, backend development, UI/UX design, testing, third-party integrations, and reporting. A smaller team keeps communication manageable, since the number of communication channels grows quickly as team size increases. For six people, that comes out to fifteen possible channels using the formula N(N-1)/2.</w:t>
+      </w:r>
+    </w:p>
+    <w:p>
+      <w:pPr>
+        <w:rPr>
+          <w:rFonts w:ascii="Times New Roman" w:hAnsi="Times New Roman" w:cs="Times New Roman"/>
+        </w:rPr>
+      </w:pPr>
+      <w:r>
+        <w:rPr>
+          <w:rFonts w:ascii="Times New Roman" w:hAnsi="Times New Roman" w:cs="Times New Roman"/>
+        </w:rPr>
+        <w:t>Meeting cadence follows three levels: daily stand-ups for short status syncs, biweekly progress meetings for a deeper look at sprint work, and monthly stakeholder meetings covering the bigger picture. Reporting happens primarily through Jira, where the board and backlog reflect day-to-day task status, along with the Risk Register and the project timeline, both of which are reviewed and referenced regularly to keep the team and stakeholders aligned on progress.</w:t>
+      </w:r>
+    </w:p>
     <w:sectPr>
-      <w:headerReference w:type="default" r:id="rId9"/>
-      <w:footerReference w:type="default" r:id="rId10"/>
+      <w:headerReference w:type="default" r:id="rId11"/>
+      <w:footerReference w:type="default" r:id="rId12"/>
       <w:pgSz w:w="12240" w:h="15840" w:code="1"/>
       <w:pgMar w:top="1440" w:right="1440" w:bottom="1440" w:left="1440" w:header="720" w:footer="720" w:gutter="0"/>
       <w:cols w:space="720"/>
@@ -9764,14 +10037,12 @@
         <w:rFonts w:ascii="Times New Roman" w:hAnsi="Times New Roman" w:cs="Times New Roman"/>
       </w:rPr>
     </w:pPr>
-    <w:proofErr w:type="spellStart"/>
     <w:r>
       <w:rPr>
         <w:rFonts w:ascii="Times New Roman" w:hAnsi="Times New Roman" w:cs="Times New Roman"/>
       </w:rPr>
       <w:t>LenuxParks</w:t>
     </w:r>
-    <w:proofErr w:type="spellEnd"/>
   </w:p>
   <w:p>
     <w:pPr>
